--- a/KoliTrack_Adatszerkezet.docx
+++ b/KoliTrack_Adatszerkezet.docx
@@ -332,6 +332,976 @@
     </w:p>
     <w:p>
       <w:pPr>
+        <w:pStyle w:val="Cmsor1"/>
+        <w:rPr>
+          <w:rFonts w:ascii="Times New Roman" w:hAnsi="Times New Roman"/>
+          <w:sz w:val="27"/>
+        </w:rPr>
+      </w:pPr>
+      <w:r>
+        <w:br w:type="page"/>
+      </w:r>
+      <w:r>
+        <w:lastRenderedPageBreak/>
+        <w:t>1. Táblák</w:t>
+      </w:r>
+    </w:p>
+    <w:p>
+      <w:pPr>
+        <w:pStyle w:val="Cmsor2"/>
+        <w:ind w:left="0"/>
+      </w:pPr>
+      <w:r>
+        <w:rPr>
+          <w:rStyle w:val="Kiemels2"/>
+          <w:rFonts w:ascii="Arial Black" w:hAnsi="Arial Black"/>
+          <w:b/>
+          <w:bCs w:val="0"/>
+          <w:sz w:val="28"/>
+          <w:u w:val="none"/>
+        </w:rPr>
+        <w:t xml:space="preserve">1.1. </w:t>
+      </w:r>
+      <w:proofErr w:type="spellStart"/>
+      <w:r>
+        <w:rPr>
+          <w:rStyle w:val="Kiemels2"/>
+          <w:rFonts w:ascii="Arial Black" w:hAnsi="Arial Black"/>
+          <w:b/>
+          <w:bCs w:val="0"/>
+          <w:sz w:val="28"/>
+          <w:u w:val="none"/>
+        </w:rPr>
+        <w:t>Tanar</w:t>
+      </w:r>
+      <w:proofErr w:type="spellEnd"/>
+    </w:p>
+    <w:p>
+      <w:pPr>
+        <w:pStyle w:val="Listaszerbekezds"/>
+        <w:numPr>
+          <w:ilvl w:val="0"/>
+          <w:numId w:val="22"/>
+        </w:numPr>
+      </w:pPr>
+      <w:proofErr w:type="spellStart"/>
+      <w:r>
+        <w:t>id</w:t>
+      </w:r>
+      <w:proofErr w:type="spellEnd"/>
+      <w:r>
+        <w:t xml:space="preserve"> [Integer, elsődleges kulcs]: Tanár azonosító</w:t>
+      </w:r>
+    </w:p>
+    <w:p>
+      <w:pPr>
+        <w:pStyle w:val="Listaszerbekezds"/>
+        <w:numPr>
+          <w:ilvl w:val="0"/>
+          <w:numId w:val="22"/>
+        </w:numPr>
+      </w:pPr>
+      <w:proofErr w:type="spellStart"/>
+      <w:r>
+        <w:t>nev</w:t>
+      </w:r>
+      <w:proofErr w:type="spellEnd"/>
+      <w:r>
+        <w:t xml:space="preserve"> [</w:t>
+      </w:r>
+      <w:proofErr w:type="spellStart"/>
+      <w:r>
+        <w:t>Varchar</w:t>
+      </w:r>
+      <w:proofErr w:type="spellEnd"/>
+      <w:r>
+        <w:t xml:space="preserve">(100), </w:t>
+      </w:r>
+      <w:proofErr w:type="spellStart"/>
+      <w:r>
+        <w:t>Not</w:t>
+      </w:r>
+      <w:proofErr w:type="spellEnd"/>
+      <w:r>
+        <w:t xml:space="preserve"> Null]: Tanár név</w:t>
+      </w:r>
+    </w:p>
+    <w:p>
+      <w:pPr>
+        <w:pStyle w:val="Listaszerbekezds"/>
+        <w:numPr>
+          <w:ilvl w:val="0"/>
+          <w:numId w:val="22"/>
+        </w:numPr>
+      </w:pPr>
+      <w:r>
+        <w:t>email [</w:t>
+      </w:r>
+      <w:proofErr w:type="spellStart"/>
+      <w:r>
+        <w:t>Varchar</w:t>
+      </w:r>
+      <w:proofErr w:type="spellEnd"/>
+      <w:r>
+        <w:t xml:space="preserve">(100), </w:t>
+      </w:r>
+      <w:proofErr w:type="spellStart"/>
+      <w:r>
+        <w:t>Not</w:t>
+      </w:r>
+      <w:proofErr w:type="spellEnd"/>
+      <w:r>
+        <w:t xml:space="preserve"> Null]: Tanár e-mail cím</w:t>
+      </w:r>
+    </w:p>
+    <w:p>
+      <w:pPr>
+        <w:pStyle w:val="Listaszerbekezds"/>
+        <w:numPr>
+          <w:ilvl w:val="0"/>
+          <w:numId w:val="22"/>
+        </w:numPr>
+      </w:pPr>
+      <w:proofErr w:type="spellStart"/>
+      <w:r>
+        <w:t>jelszo</w:t>
+      </w:r>
+      <w:proofErr w:type="spellEnd"/>
+      <w:r>
+        <w:t xml:space="preserve"> [</w:t>
+      </w:r>
+      <w:proofErr w:type="spellStart"/>
+      <w:r>
+        <w:t>Varchar</w:t>
+      </w:r>
+      <w:proofErr w:type="spellEnd"/>
+      <w:r>
+        <w:t xml:space="preserve">(100), </w:t>
+      </w:r>
+      <w:proofErr w:type="spellStart"/>
+      <w:r>
+        <w:t>Not</w:t>
+      </w:r>
+      <w:proofErr w:type="spellEnd"/>
+      <w:r>
+        <w:t xml:space="preserve"> Null]: Tanár jelszó</w:t>
+      </w:r>
+    </w:p>
+    <w:p>
+      <w:pPr>
+        <w:pStyle w:val="Listaszerbekezds"/>
+        <w:numPr>
+          <w:ilvl w:val="0"/>
+          <w:numId w:val="22"/>
+        </w:numPr>
+      </w:pPr>
+      <w:r>
+        <w:t>telefonszam [</w:t>
+      </w:r>
+      <w:proofErr w:type="spellStart"/>
+      <w:r>
+        <w:t>Varchar</w:t>
+      </w:r>
+      <w:proofErr w:type="spellEnd"/>
+      <w:r>
+        <w:t>(15)]: Tanár telefonszám</w:t>
+      </w:r>
+    </w:p>
+    <w:p>
+      <w:pPr>
+        <w:pStyle w:val="Listaszerbekezds"/>
+        <w:numPr>
+          <w:ilvl w:val="0"/>
+          <w:numId w:val="22"/>
+        </w:numPr>
+      </w:pPr>
+      <w:proofErr w:type="spellStart"/>
+      <w:r>
+        <w:t>diakid</w:t>
+      </w:r>
+      <w:proofErr w:type="spellEnd"/>
+      <w:r>
+        <w:t xml:space="preserve"> [Integer]: Hozzárendelt diák azonosító</w:t>
+      </w:r>
+    </w:p>
+    <w:p>
+      <w:pPr>
+        <w:pStyle w:val="Listaszerbekezds"/>
+        <w:numPr>
+          <w:ilvl w:val="0"/>
+          <w:numId w:val="22"/>
+        </w:numPr>
+      </w:pPr>
+      <w:r>
+        <w:t>programid [Integer]: Hozzárendelt program azonosító</w:t>
+      </w:r>
+    </w:p>
+    <w:p>
+      <w:pPr>
+        <w:pStyle w:val="Cmsor2"/>
+        <w:ind w:left="0"/>
+        <w:rPr>
+          <w:rStyle w:val="Kiemels2"/>
+          <w:rFonts w:ascii="Arial Black" w:hAnsi="Arial Black"/>
+          <w:sz w:val="28"/>
+          <w:u w:val="none"/>
+        </w:rPr>
+      </w:pPr>
+      <w:r>
+        <w:rPr>
+          <w:rStyle w:val="Kiemels2"/>
+          <w:rFonts w:ascii="Arial Black" w:hAnsi="Arial Black"/>
+          <w:b/>
+          <w:bCs w:val="0"/>
+          <w:sz w:val="28"/>
+          <w:u w:val="none"/>
+        </w:rPr>
+        <w:t xml:space="preserve">1.2. </w:t>
+      </w:r>
+      <w:proofErr w:type="spellStart"/>
+      <w:r>
+        <w:rPr>
+          <w:rStyle w:val="Kiemels2"/>
+          <w:rFonts w:ascii="Arial Black" w:hAnsi="Arial Black"/>
+          <w:b/>
+          <w:bCs w:val="0"/>
+          <w:sz w:val="28"/>
+          <w:u w:val="none"/>
+        </w:rPr>
+        <w:t>Diak</w:t>
+      </w:r>
+      <w:proofErr w:type="spellEnd"/>
+    </w:p>
+    <w:p>
+      <w:pPr>
+        <w:pStyle w:val="Listaszerbekezds"/>
+        <w:numPr>
+          <w:ilvl w:val="0"/>
+          <w:numId w:val="22"/>
+        </w:numPr>
+      </w:pPr>
+      <w:proofErr w:type="spellStart"/>
+      <w:r>
+        <w:t>id</w:t>
+      </w:r>
+      <w:proofErr w:type="spellEnd"/>
+      <w:r>
+        <w:t xml:space="preserve"> [Integer, elsődleges kulcs]: Diák azonosító</w:t>
+      </w:r>
+    </w:p>
+    <w:p>
+      <w:pPr>
+        <w:pStyle w:val="Listaszerbekezds"/>
+        <w:numPr>
+          <w:ilvl w:val="0"/>
+          <w:numId w:val="22"/>
+        </w:numPr>
+      </w:pPr>
+      <w:proofErr w:type="spellStart"/>
+      <w:r>
+        <w:t>nev</w:t>
+      </w:r>
+      <w:proofErr w:type="spellEnd"/>
+      <w:r>
+        <w:t xml:space="preserve"> [</w:t>
+      </w:r>
+      <w:proofErr w:type="spellStart"/>
+      <w:r>
+        <w:t>Varchar</w:t>
+      </w:r>
+      <w:proofErr w:type="spellEnd"/>
+      <w:r>
+        <w:t xml:space="preserve">(100), </w:t>
+      </w:r>
+      <w:proofErr w:type="spellStart"/>
+      <w:r>
+        <w:t>Not</w:t>
+      </w:r>
+      <w:proofErr w:type="spellEnd"/>
+      <w:r>
+        <w:t xml:space="preserve"> Null]: Diák név</w:t>
+      </w:r>
+    </w:p>
+    <w:p>
+      <w:pPr>
+        <w:pStyle w:val="Listaszerbekezds"/>
+        <w:numPr>
+          <w:ilvl w:val="0"/>
+          <w:numId w:val="22"/>
+        </w:numPr>
+      </w:pPr>
+      <w:r>
+        <w:t>email [</w:t>
+      </w:r>
+      <w:proofErr w:type="spellStart"/>
+      <w:r>
+        <w:t>Varchar</w:t>
+      </w:r>
+      <w:proofErr w:type="spellEnd"/>
+      <w:r>
+        <w:t xml:space="preserve">(100), </w:t>
+      </w:r>
+      <w:proofErr w:type="spellStart"/>
+      <w:r>
+        <w:t>Not</w:t>
+      </w:r>
+      <w:proofErr w:type="spellEnd"/>
+      <w:r>
+        <w:t xml:space="preserve"> Null]: Diák e-mail cím</w:t>
+      </w:r>
+    </w:p>
+    <w:p>
+      <w:pPr>
+        <w:pStyle w:val="Listaszerbekezds"/>
+        <w:numPr>
+          <w:ilvl w:val="0"/>
+          <w:numId w:val="22"/>
+        </w:numPr>
+      </w:pPr>
+      <w:proofErr w:type="spellStart"/>
+      <w:r>
+        <w:t>jelszo</w:t>
+      </w:r>
+      <w:proofErr w:type="spellEnd"/>
+      <w:r>
+        <w:t xml:space="preserve"> [</w:t>
+      </w:r>
+      <w:proofErr w:type="spellStart"/>
+      <w:r>
+        <w:t>Varchar</w:t>
+      </w:r>
+      <w:proofErr w:type="spellEnd"/>
+      <w:r>
+        <w:t xml:space="preserve">(100), </w:t>
+      </w:r>
+      <w:proofErr w:type="spellStart"/>
+      <w:r>
+        <w:t>Not</w:t>
+      </w:r>
+      <w:proofErr w:type="spellEnd"/>
+      <w:r>
+        <w:t xml:space="preserve"> Null]: Diák jelszó</w:t>
+      </w:r>
+    </w:p>
+    <w:p>
+      <w:pPr>
+        <w:pStyle w:val="Listaszerbekezds"/>
+        <w:numPr>
+          <w:ilvl w:val="0"/>
+          <w:numId w:val="22"/>
+        </w:numPr>
+      </w:pPr>
+      <w:r>
+        <w:t>telefonszam [</w:t>
+      </w:r>
+      <w:proofErr w:type="spellStart"/>
+      <w:r>
+        <w:t>Varchar</w:t>
+      </w:r>
+      <w:proofErr w:type="spellEnd"/>
+      <w:r>
+        <w:t>(15)]: Diák telefonszám</w:t>
+      </w:r>
+    </w:p>
+    <w:p>
+      <w:pPr>
+        <w:pStyle w:val="Listaszerbekezds"/>
+        <w:numPr>
+          <w:ilvl w:val="0"/>
+          <w:numId w:val="22"/>
+        </w:numPr>
+      </w:pPr>
+      <w:r>
+        <w:t>anya [</w:t>
+      </w:r>
+      <w:proofErr w:type="spellStart"/>
+      <w:r>
+        <w:t>Varchar</w:t>
+      </w:r>
+      <w:proofErr w:type="spellEnd"/>
+      <w:r>
+        <w:t>(100)]: Anyja neve</w:t>
+      </w:r>
+    </w:p>
+    <w:p>
+      <w:pPr>
+        <w:pStyle w:val="Listaszerbekezds"/>
+        <w:numPr>
+          <w:ilvl w:val="0"/>
+          <w:numId w:val="22"/>
+        </w:numPr>
+      </w:pPr>
+      <w:proofErr w:type="spellStart"/>
+      <w:r>
+        <w:t>osztaly</w:t>
+      </w:r>
+      <w:proofErr w:type="spellEnd"/>
+      <w:r>
+        <w:t xml:space="preserve"> [</w:t>
+      </w:r>
+      <w:proofErr w:type="spellStart"/>
+      <w:r>
+        <w:t>Varchar</w:t>
+      </w:r>
+      <w:proofErr w:type="spellEnd"/>
+      <w:r>
+        <w:t>(10)]: Diák osztálya</w:t>
+      </w:r>
+    </w:p>
+    <w:p>
+      <w:pPr>
+        <w:pStyle w:val="Listaszerbekezds"/>
+        <w:numPr>
+          <w:ilvl w:val="0"/>
+          <w:numId w:val="22"/>
+        </w:numPr>
+      </w:pPr>
+      <w:proofErr w:type="spellStart"/>
+      <w:r>
+        <w:t>tanulmanyid</w:t>
+      </w:r>
+      <w:proofErr w:type="spellEnd"/>
+      <w:r>
+        <w:t xml:space="preserve"> [Integer]: Tanulmány azonosító</w:t>
+      </w:r>
+    </w:p>
+    <w:p>
+      <w:pPr>
+        <w:pStyle w:val="Listaszerbekezds"/>
+        <w:numPr>
+          <w:ilvl w:val="0"/>
+          <w:numId w:val="22"/>
+        </w:numPr>
+      </w:pPr>
+      <w:r>
+        <w:t>szobaid [Integer]: Szoba azonosító</w:t>
+      </w:r>
+    </w:p>
+    <w:p>
+      <w:pPr>
+        <w:pStyle w:val="Listaszerbekezds"/>
+        <w:numPr>
+          <w:ilvl w:val="0"/>
+          <w:numId w:val="22"/>
+        </w:numPr>
+      </w:pPr>
+      <w:proofErr w:type="spellStart"/>
+      <w:r>
+        <w:t>kerelemid</w:t>
+      </w:r>
+      <w:proofErr w:type="spellEnd"/>
+      <w:r>
+        <w:t xml:space="preserve"> [Integer]: Kérelem azonosító</w:t>
+      </w:r>
+    </w:p>
+    <w:p>
+      <w:pPr>
+        <w:pStyle w:val="NormlWeb"/>
+        <w:rPr>
+          <w:rStyle w:val="Kiemels2"/>
+          <w:rFonts w:ascii="Arial Black" w:eastAsiaTheme="majorEastAsia" w:hAnsi="Arial Black" w:cstheme="majorBidi"/>
+          <w:sz w:val="28"/>
+          <w:szCs w:val="26"/>
+          <w:u w:val="none"/>
+          <w:lang w:eastAsia="en-US"/>
+        </w:rPr>
+      </w:pPr>
+      <w:r>
+        <w:rPr>
+          <w:rStyle w:val="Kiemels2"/>
+          <w:rFonts w:ascii="Arial Black" w:eastAsiaTheme="majorEastAsia" w:hAnsi="Arial Black" w:cstheme="majorBidi"/>
+          <w:b/>
+          <w:bCs w:val="0"/>
+          <w:sz w:val="28"/>
+          <w:szCs w:val="26"/>
+          <w:u w:val="none"/>
+          <w:lang w:eastAsia="en-US"/>
+        </w:rPr>
+        <w:t xml:space="preserve">1.3. </w:t>
+      </w:r>
+      <w:proofErr w:type="spellStart"/>
+      <w:r>
+        <w:rPr>
+          <w:rStyle w:val="Kiemels2"/>
+          <w:rFonts w:ascii="Arial Black" w:eastAsiaTheme="majorEastAsia" w:hAnsi="Arial Black" w:cstheme="majorBidi"/>
+          <w:b/>
+          <w:bCs w:val="0"/>
+          <w:sz w:val="28"/>
+          <w:szCs w:val="26"/>
+          <w:u w:val="none"/>
+          <w:lang w:eastAsia="en-US"/>
+        </w:rPr>
+        <w:t>Kerelem</w:t>
+      </w:r>
+      <w:proofErr w:type="spellEnd"/>
+    </w:p>
+    <w:p>
+      <w:pPr>
+        <w:pStyle w:val="Listaszerbekezds"/>
+        <w:numPr>
+          <w:ilvl w:val="0"/>
+          <w:numId w:val="22"/>
+        </w:numPr>
+      </w:pPr>
+      <w:proofErr w:type="spellStart"/>
+      <w:r>
+        <w:t>id</w:t>
+      </w:r>
+      <w:proofErr w:type="spellEnd"/>
+      <w:r>
+        <w:t xml:space="preserve"> [Integer, elsődleges kulcs]: Kérelem azonosító</w:t>
+      </w:r>
+    </w:p>
+    <w:p>
+      <w:pPr>
+        <w:pStyle w:val="Listaszerbekezds"/>
+        <w:numPr>
+          <w:ilvl w:val="0"/>
+          <w:numId w:val="22"/>
+        </w:numPr>
+      </w:pPr>
+      <w:proofErr w:type="spellStart"/>
+      <w:r>
+        <w:t>uzenet</w:t>
+      </w:r>
+      <w:proofErr w:type="spellEnd"/>
+      <w:r>
+        <w:t xml:space="preserve"> [Text]: Kérelem szövege</w:t>
+      </w:r>
+    </w:p>
+    <w:p>
+      <w:pPr>
+        <w:pStyle w:val="Listaszerbekezds"/>
+        <w:numPr>
+          <w:ilvl w:val="0"/>
+          <w:numId w:val="22"/>
+        </w:numPr>
+      </w:pPr>
+      <w:proofErr w:type="spellStart"/>
+      <w:r>
+        <w:t>jovahagyva</w:t>
+      </w:r>
+      <w:proofErr w:type="spellEnd"/>
+      <w:r>
+        <w:t xml:space="preserve"> [</w:t>
+      </w:r>
+      <w:proofErr w:type="spellStart"/>
+      <w:r>
+        <w:t>Bool</w:t>
+      </w:r>
+      <w:proofErr w:type="spellEnd"/>
+      <w:r>
+        <w:t>]: Jóváhagyták-e</w:t>
+      </w:r>
+    </w:p>
+    <w:p>
+      <w:pPr>
+        <w:pStyle w:val="Listaszerbekezds"/>
+        <w:numPr>
+          <w:ilvl w:val="0"/>
+          <w:numId w:val="22"/>
+        </w:numPr>
+      </w:pPr>
+      <w:proofErr w:type="spellStart"/>
+      <w:r>
+        <w:lastRenderedPageBreak/>
+        <w:t>idokorlat</w:t>
+      </w:r>
+      <w:proofErr w:type="spellEnd"/>
+      <w:r>
+        <w:t xml:space="preserve"> [</w:t>
+      </w:r>
+      <w:proofErr w:type="spellStart"/>
+      <w:r>
+        <w:t>Varchar</w:t>
+      </w:r>
+      <w:proofErr w:type="spellEnd"/>
+      <w:r>
+        <w:t>(50)]: Kérelem időkorlátja</w:t>
+      </w:r>
+    </w:p>
+    <w:p>
+      <w:pPr>
+        <w:pStyle w:val="Listaszerbekezds"/>
+        <w:numPr>
+          <w:ilvl w:val="0"/>
+          <w:numId w:val="22"/>
+        </w:numPr>
+      </w:pPr>
+      <w:proofErr w:type="spellStart"/>
+      <w:r>
+        <w:t>tanarid</w:t>
+      </w:r>
+      <w:proofErr w:type="spellEnd"/>
+      <w:r>
+        <w:t xml:space="preserve"> [Integer, </w:t>
+      </w:r>
+      <w:proofErr w:type="spellStart"/>
+      <w:r>
+        <w:t>Not</w:t>
+      </w:r>
+      <w:proofErr w:type="spellEnd"/>
+      <w:r>
+        <w:t xml:space="preserve"> Null]: Kérelmet elbíráló tanár azonosító</w:t>
+      </w:r>
+    </w:p>
+    <w:p>
+      <w:pPr>
+        <w:pStyle w:val="NormlWeb"/>
+        <w:rPr>
+          <w:rStyle w:val="Kiemels2"/>
+          <w:rFonts w:ascii="Arial Black" w:eastAsiaTheme="majorEastAsia" w:hAnsi="Arial Black" w:cstheme="majorBidi"/>
+          <w:sz w:val="28"/>
+          <w:szCs w:val="26"/>
+          <w:u w:val="none"/>
+          <w:lang w:eastAsia="en-US"/>
+        </w:rPr>
+      </w:pPr>
+      <w:r>
+        <w:rPr>
+          <w:rStyle w:val="Kiemels2"/>
+          <w:rFonts w:ascii="Arial Black" w:eastAsiaTheme="majorEastAsia" w:hAnsi="Arial Black" w:cstheme="majorBidi"/>
+          <w:b/>
+          <w:bCs w:val="0"/>
+          <w:sz w:val="28"/>
+          <w:szCs w:val="26"/>
+          <w:u w:val="none"/>
+          <w:lang w:eastAsia="en-US"/>
+        </w:rPr>
+        <w:t>1.4. Programok</w:t>
+      </w:r>
+    </w:p>
+    <w:p>
+      <w:pPr>
+        <w:pStyle w:val="Listaszerbekezds"/>
+        <w:numPr>
+          <w:ilvl w:val="0"/>
+          <w:numId w:val="22"/>
+        </w:numPr>
+      </w:pPr>
+      <w:proofErr w:type="spellStart"/>
+      <w:r>
+        <w:t>id</w:t>
+      </w:r>
+      <w:proofErr w:type="spellEnd"/>
+      <w:r>
+        <w:t xml:space="preserve"> [Integer, elsődleges kulcs]: Program azonosító</w:t>
+      </w:r>
+    </w:p>
+    <w:p>
+      <w:pPr>
+        <w:pStyle w:val="Listaszerbekezds"/>
+        <w:numPr>
+          <w:ilvl w:val="0"/>
+          <w:numId w:val="22"/>
+        </w:numPr>
+      </w:pPr>
+      <w:proofErr w:type="spellStart"/>
+      <w:r>
+        <w:t>nev</w:t>
+      </w:r>
+      <w:proofErr w:type="spellEnd"/>
+      <w:r>
+        <w:t xml:space="preserve"> [</w:t>
+      </w:r>
+      <w:proofErr w:type="spellStart"/>
+      <w:r>
+        <w:t>Varchar</w:t>
+      </w:r>
+      <w:proofErr w:type="spellEnd"/>
+      <w:r>
+        <w:t xml:space="preserve">(100), </w:t>
+      </w:r>
+      <w:proofErr w:type="spellStart"/>
+      <w:r>
+        <w:t>Not</w:t>
+      </w:r>
+      <w:proofErr w:type="spellEnd"/>
+      <w:r>
+        <w:t xml:space="preserve"> Null]: Program név</w:t>
+      </w:r>
+    </w:p>
+    <w:p>
+      <w:pPr>
+        <w:pStyle w:val="Listaszerbekezds"/>
+        <w:numPr>
+          <w:ilvl w:val="0"/>
+          <w:numId w:val="22"/>
+        </w:numPr>
+      </w:pPr>
+      <w:proofErr w:type="spellStart"/>
+      <w:r>
+        <w:t>helyszin</w:t>
+      </w:r>
+      <w:proofErr w:type="spellEnd"/>
+      <w:r>
+        <w:t xml:space="preserve"> [</w:t>
+      </w:r>
+      <w:proofErr w:type="spellStart"/>
+      <w:r>
+        <w:t>Varchar</w:t>
+      </w:r>
+      <w:proofErr w:type="spellEnd"/>
+      <w:r>
+        <w:t>(100)]: Program helyszíne</w:t>
+      </w:r>
+    </w:p>
+    <w:p>
+      <w:pPr>
+        <w:pStyle w:val="Listaszerbekezds"/>
+        <w:numPr>
+          <w:ilvl w:val="0"/>
+          <w:numId w:val="22"/>
+        </w:numPr>
+      </w:pPr>
+      <w:proofErr w:type="spellStart"/>
+      <w:r>
+        <w:t>datum</w:t>
+      </w:r>
+      <w:proofErr w:type="spellEnd"/>
+      <w:r>
+        <w:t xml:space="preserve"> [</w:t>
+      </w:r>
+      <w:proofErr w:type="spellStart"/>
+      <w:r>
+        <w:t>Date</w:t>
+      </w:r>
+      <w:proofErr w:type="spellEnd"/>
+      <w:r>
+        <w:t xml:space="preserve">, </w:t>
+      </w:r>
+      <w:proofErr w:type="spellStart"/>
+      <w:r>
+        <w:t>Not</w:t>
+      </w:r>
+      <w:proofErr w:type="spellEnd"/>
+      <w:r>
+        <w:t xml:space="preserve"> Null]: Program időpontja</w:t>
+      </w:r>
+    </w:p>
+    <w:p>
+      <w:pPr>
+        <w:pStyle w:val="Listaszerbekezds"/>
+        <w:numPr>
+          <w:ilvl w:val="0"/>
+          <w:numId w:val="22"/>
+        </w:numPr>
+      </w:pPr>
+      <w:proofErr w:type="spellStart"/>
+      <w:r>
+        <w:t>kotelezo</w:t>
+      </w:r>
+      <w:proofErr w:type="spellEnd"/>
+      <w:r>
+        <w:t xml:space="preserve"> [</w:t>
+      </w:r>
+      <w:proofErr w:type="spellStart"/>
+      <w:r>
+        <w:t>Bool</w:t>
+      </w:r>
+      <w:proofErr w:type="spellEnd"/>
+      <w:r>
+        <w:t>]: Kötelező-e a részvétel</w:t>
+      </w:r>
+    </w:p>
+    <w:p>
+      <w:pPr>
+        <w:pStyle w:val="Listaszerbekezds"/>
+        <w:numPr>
+          <w:ilvl w:val="0"/>
+          <w:numId w:val="22"/>
+        </w:numPr>
+      </w:pPr>
+      <w:proofErr w:type="spellStart"/>
+      <w:r>
+        <w:t>jelentkezoid</w:t>
+      </w:r>
+      <w:proofErr w:type="spellEnd"/>
+      <w:r>
+        <w:t xml:space="preserve"> [Integer]: Jelentkező diák azonosító</w:t>
+      </w:r>
+    </w:p>
+    <w:p>
+      <w:pPr>
+        <w:pStyle w:val="NormlWeb"/>
+        <w:rPr>
+          <w:rStyle w:val="Kiemels2"/>
+          <w:rFonts w:ascii="Arial Black" w:eastAsiaTheme="majorEastAsia" w:hAnsi="Arial Black" w:cstheme="majorBidi"/>
+          <w:sz w:val="28"/>
+          <w:szCs w:val="26"/>
+          <w:u w:val="none"/>
+          <w:lang w:eastAsia="en-US"/>
+        </w:rPr>
+      </w:pPr>
+      <w:r>
+        <w:rPr>
+          <w:rStyle w:val="Kiemels2"/>
+          <w:rFonts w:ascii="Arial Black" w:eastAsiaTheme="majorEastAsia" w:hAnsi="Arial Black" w:cstheme="majorBidi"/>
+          <w:b/>
+          <w:bCs w:val="0"/>
+          <w:sz w:val="28"/>
+          <w:szCs w:val="26"/>
+          <w:u w:val="none"/>
+          <w:lang w:eastAsia="en-US"/>
+        </w:rPr>
+        <w:t xml:space="preserve">1.5. </w:t>
+      </w:r>
+      <w:proofErr w:type="spellStart"/>
+      <w:r>
+        <w:rPr>
+          <w:rStyle w:val="Kiemels2"/>
+          <w:rFonts w:ascii="Arial Black" w:eastAsiaTheme="majorEastAsia" w:hAnsi="Arial Black" w:cstheme="majorBidi"/>
+          <w:b/>
+          <w:bCs w:val="0"/>
+          <w:sz w:val="28"/>
+          <w:szCs w:val="26"/>
+          <w:u w:val="none"/>
+          <w:lang w:eastAsia="en-US"/>
+        </w:rPr>
+        <w:t>Tanulmany</w:t>
+      </w:r>
+      <w:proofErr w:type="spellEnd"/>
+    </w:p>
+    <w:p>
+      <w:pPr>
+        <w:pStyle w:val="Listaszerbekezds"/>
+        <w:numPr>
+          <w:ilvl w:val="0"/>
+          <w:numId w:val="22"/>
+        </w:numPr>
+      </w:pPr>
+      <w:proofErr w:type="spellStart"/>
+      <w:r>
+        <w:t>id</w:t>
+      </w:r>
+      <w:proofErr w:type="spellEnd"/>
+      <w:r>
+        <w:t xml:space="preserve"> [Integer, elsődleges kulcs]: Tanulmány azonosító</w:t>
+      </w:r>
+    </w:p>
+    <w:p>
+      <w:pPr>
+        <w:pStyle w:val="Listaszerbekezds"/>
+        <w:numPr>
+          <w:ilvl w:val="0"/>
+          <w:numId w:val="22"/>
+        </w:numPr>
+      </w:pPr>
+      <w:proofErr w:type="spellStart"/>
+      <w:r>
+        <w:t>tantargy</w:t>
+      </w:r>
+      <w:proofErr w:type="spellEnd"/>
+      <w:r>
+        <w:t xml:space="preserve"> [</w:t>
+      </w:r>
+      <w:proofErr w:type="spellStart"/>
+      <w:r>
+        <w:t>Varchar</w:t>
+      </w:r>
+      <w:proofErr w:type="spellEnd"/>
+      <w:r>
+        <w:t>(100)]: Tantárgy neve</w:t>
+      </w:r>
+    </w:p>
+    <w:p>
+      <w:pPr>
+        <w:pStyle w:val="Listaszerbekezds"/>
+        <w:numPr>
+          <w:ilvl w:val="0"/>
+          <w:numId w:val="22"/>
+        </w:numPr>
+      </w:pPr>
+      <w:r>
+        <w:t>jegy [Integer]: Jegy</w:t>
+      </w:r>
+    </w:p>
+    <w:p>
+      <w:pPr>
+        <w:pStyle w:val="Listaszerbekezds"/>
+        <w:numPr>
+          <w:ilvl w:val="0"/>
+          <w:numId w:val="22"/>
+        </w:numPr>
+      </w:pPr>
+      <w:proofErr w:type="spellStart"/>
+      <w:r>
+        <w:t>atlag</w:t>
+      </w:r>
+      <w:proofErr w:type="spellEnd"/>
+      <w:r>
+        <w:t xml:space="preserve"> [Integer]: Átlag</w:t>
+      </w:r>
+    </w:p>
+    <w:p>
+      <w:pPr>
+        <w:pStyle w:val="NormlWeb"/>
+        <w:rPr>
+          <w:rStyle w:val="Kiemels2"/>
+          <w:rFonts w:ascii="Arial Black" w:eastAsiaTheme="majorEastAsia" w:hAnsi="Arial Black" w:cstheme="majorBidi"/>
+          <w:sz w:val="28"/>
+          <w:szCs w:val="26"/>
+          <w:u w:val="none"/>
+          <w:lang w:eastAsia="en-US"/>
+        </w:rPr>
+      </w:pPr>
+      <w:r>
+        <w:rPr>
+          <w:rStyle w:val="Kiemels2"/>
+          <w:rFonts w:ascii="Arial Black" w:eastAsiaTheme="majorEastAsia" w:hAnsi="Arial Black" w:cstheme="majorBidi"/>
+          <w:b/>
+          <w:bCs w:val="0"/>
+          <w:sz w:val="28"/>
+          <w:szCs w:val="26"/>
+          <w:u w:val="none"/>
+          <w:lang w:eastAsia="en-US"/>
+        </w:rPr>
+        <w:t>1.6. Szoba</w:t>
+      </w:r>
+    </w:p>
+    <w:p>
+      <w:pPr>
+        <w:pStyle w:val="Listaszerbekezds"/>
+        <w:numPr>
+          <w:ilvl w:val="0"/>
+          <w:numId w:val="22"/>
+        </w:numPr>
+      </w:pPr>
+      <w:proofErr w:type="spellStart"/>
+      <w:r>
+        <w:t>id</w:t>
+      </w:r>
+      <w:proofErr w:type="spellEnd"/>
+      <w:r>
+        <w:t xml:space="preserve"> [Integer, elsődleges kulcs]: Szoba azonosító</w:t>
+      </w:r>
+    </w:p>
+    <w:p>
+      <w:pPr>
+        <w:pStyle w:val="Listaszerbekezds"/>
+        <w:numPr>
+          <w:ilvl w:val="0"/>
+          <w:numId w:val="22"/>
+        </w:numPr>
+      </w:pPr>
+      <w:r>
+        <w:t>szam [Integer]: Szobaszám</w:t>
+      </w:r>
+    </w:p>
+    <w:p>
+      <w:pPr>
+        <w:pStyle w:val="Listaszerbekezds"/>
+        <w:numPr>
+          <w:ilvl w:val="0"/>
+          <w:numId w:val="22"/>
+        </w:numPr>
+      </w:pPr>
+      <w:r>
+        <w:t>emelet [Integer]: Emelet</w:t>
+      </w:r>
+    </w:p>
+    <w:p>
+      <w:pPr>
         <w:spacing w:line="259" w:lineRule="auto"/>
         <w:jc w:val="left"/>
       </w:pPr>
@@ -339,63 +1309,652 @@
         <w:br w:type="page"/>
       </w:r>
     </w:p>
-    <w:sdt>
-      <w:sdtPr>
-        <w:rPr>
-          <w:rFonts w:asciiTheme="minorHAnsi" w:eastAsiaTheme="minorHAnsi" w:hAnsiTheme="minorHAnsi" w:cstheme="minorBidi"/>
-          <w:color w:val="auto"/>
-          <w:sz w:val="22"/>
-          <w:szCs w:val="22"/>
+    <w:p>
+      <w:pPr>
+        <w:pStyle w:val="Cmsor1"/>
+      </w:pPr>
+      <w:r>
+        <w:lastRenderedPageBreak/>
+        <w:t>2. Táblák közötti kapcsolatok</w:t>
+      </w:r>
+    </w:p>
+    <w:p>
+      <w:pPr>
+        <w:pStyle w:val="NormlWeb"/>
+      </w:pPr>
+      <w:r>
+        <w:rPr>
+          <w:rStyle w:val="Kiemels2"/>
+          <w:rFonts w:ascii="Arial Black" w:eastAsiaTheme="majorEastAsia" w:hAnsi="Arial Black" w:cstheme="majorBidi"/>
+          <w:b/>
+          <w:bCs w:val="0"/>
+          <w:sz w:val="28"/>
+          <w:szCs w:val="26"/>
           <w:u w:val="none"/>
           <w:lang w:eastAsia="en-US"/>
         </w:rPr>
-        <w:id w:val="788556231"/>
-        <w:docPartObj>
-          <w:docPartGallery w:val="Table of Contents"/>
-          <w:docPartUnique/>
-        </w:docPartObj>
-      </w:sdtPr>
-      <w:sdtEndPr>
-        <w:rPr>
-          <w:rFonts w:ascii="Courier New" w:hAnsi="Courier New"/>
-          <w:b w:val="0"/>
-          <w:bCs/>
+        <w:t xml:space="preserve">2.1. </w:t>
+      </w:r>
+      <w:proofErr w:type="spellStart"/>
+      <w:r>
+        <w:rPr>
+          <w:rStyle w:val="Kiemels2"/>
+          <w:rFonts w:ascii="Arial Black" w:eastAsiaTheme="majorEastAsia" w:hAnsi="Arial Black" w:cstheme="majorBidi"/>
+          <w:b/>
+          <w:bCs w:val="0"/>
           <w:sz w:val="28"/>
-        </w:rPr>
-      </w:sdtEndPr>
-      <w:sdtContent>
-        <w:p>
-          <w:pPr>
-            <w:pStyle w:val="Tartalomjegyzkcmsora"/>
-            <w:rPr>
-              <w:rFonts w:asciiTheme="minorHAnsi" w:eastAsiaTheme="minorHAnsi" w:hAnsiTheme="minorHAnsi" w:cstheme="minorBidi"/>
-              <w:color w:val="auto"/>
-              <w:sz w:val="22"/>
-              <w:szCs w:val="22"/>
-              <w:u w:val="none"/>
-              <w:lang w:eastAsia="en-US"/>
-            </w:rPr>
-          </w:pPr>
-          <w:r>
-            <w:t xml:space="preserve">1. </w:t>
-          </w:r>
-          <w:r>
-            <w:t>Tartalomjegyzék</w:t>
-          </w:r>
-        </w:p>
-        <w:p>
-          <w:fldSimple w:instr=" TOC \o &quot;1-3&quot; \h \z \u ">
-            <w:r>
-              <w:rPr>
-                <w:bCs/>
-                <w:noProof/>
-              </w:rPr>
-              <w:t>Nincsenek tartalomjegyzék-bejegyzések.</w:t>
-            </w:r>
-          </w:fldSimple>
-        </w:p>
-      </w:sdtContent>
-    </w:sdt>
+          <w:szCs w:val="26"/>
+          <w:u w:val="none"/>
+          <w:lang w:eastAsia="en-US"/>
+        </w:rPr>
+        <w:t>Tanar</w:t>
+      </w:r>
+      <w:proofErr w:type="spellEnd"/>
+      <w:r>
+        <w:t xml:space="preserve"> </w:t>
+      </w:r>
+      <w:r>
+        <w:rPr>
+          <w:rFonts w:ascii="Courier New" w:eastAsiaTheme="minorHAnsi" w:hAnsi="Courier New" w:cstheme="minorBidi"/>
+          <w:sz w:val="28"/>
+          <w:szCs w:val="22"/>
+          <w:lang w:eastAsia="en-US"/>
+        </w:rPr>
+        <w:t>(</w:t>
+      </w:r>
+      <w:proofErr w:type="spellStart"/>
+      <w:r>
+        <w:rPr>
+          <w:rFonts w:ascii="Courier New" w:eastAsiaTheme="minorHAnsi" w:hAnsi="Courier New" w:cstheme="minorBidi"/>
+          <w:sz w:val="28"/>
+          <w:szCs w:val="22"/>
+          <w:lang w:eastAsia="en-US"/>
+        </w:rPr>
+        <w:t>id</w:t>
+      </w:r>
+      <w:proofErr w:type="spellEnd"/>
+      <w:r>
+        <w:rPr>
+          <w:rFonts w:ascii="Courier New" w:eastAsiaTheme="minorHAnsi" w:hAnsi="Courier New" w:cstheme="minorBidi"/>
+          <w:sz w:val="28"/>
+          <w:szCs w:val="22"/>
+          <w:lang w:eastAsia="en-US"/>
+        </w:rPr>
+        <w:t>: elsődleges kulcs)</w:t>
+      </w:r>
+    </w:p>
+    <w:p>
+      <w:pPr>
+        <w:pStyle w:val="Listaszerbekezds"/>
+        <w:numPr>
+          <w:ilvl w:val="0"/>
+          <w:numId w:val="22"/>
+        </w:numPr>
+      </w:pPr>
+      <w:r>
+        <w:t xml:space="preserve">Tanar.id =&gt; </w:t>
+      </w:r>
+      <w:proofErr w:type="spellStart"/>
+      <w:r>
+        <w:t>Kerelem.tanarid</w:t>
+      </w:r>
+      <w:proofErr w:type="spellEnd"/>
+      <w:r>
+        <w:t xml:space="preserve"> [1:N kapcsolat]</w:t>
+      </w:r>
+    </w:p>
+    <w:p>
+      <w:pPr>
+        <w:pStyle w:val="Listaszerbekezds"/>
+        <w:numPr>
+          <w:ilvl w:val="0"/>
+          <w:numId w:val="22"/>
+        </w:numPr>
+      </w:pPr>
+      <w:proofErr w:type="spellStart"/>
+      <w:r>
+        <w:t>Tanar.diakid</w:t>
+      </w:r>
+      <w:proofErr w:type="spellEnd"/>
+      <w:r>
+        <w:t xml:space="preserve"> =&gt; Diak.id [N:1 kapcsolat]</w:t>
+      </w:r>
+    </w:p>
+    <w:p>
+      <w:pPr>
+        <w:pStyle w:val="Listaszerbekezds"/>
+        <w:numPr>
+          <w:ilvl w:val="0"/>
+          <w:numId w:val="22"/>
+        </w:numPr>
+      </w:pPr>
+      <w:proofErr w:type="spellStart"/>
+      <w:r>
+        <w:t>Tanar.programid</w:t>
+      </w:r>
+      <w:proofErr w:type="spellEnd"/>
+      <w:r>
+        <w:t xml:space="preserve"> =&gt; Programok.id [N:1 kapcsolat]</w:t>
+      </w:r>
+    </w:p>
+    <w:p>
+      <w:pPr>
+        <w:pStyle w:val="NormlWeb"/>
+      </w:pPr>
+      <w:r>
+        <w:rPr>
+          <w:rStyle w:val="Kiemels2"/>
+          <w:rFonts w:ascii="Arial Black" w:eastAsiaTheme="majorEastAsia" w:hAnsi="Arial Black" w:cstheme="majorBidi"/>
+          <w:b/>
+          <w:bCs w:val="0"/>
+          <w:sz w:val="28"/>
+          <w:szCs w:val="26"/>
+          <w:u w:val="none"/>
+          <w:lang w:eastAsia="en-US"/>
+        </w:rPr>
+        <w:t xml:space="preserve">2.2. </w:t>
+      </w:r>
+      <w:proofErr w:type="spellStart"/>
+      <w:r>
+        <w:rPr>
+          <w:rStyle w:val="Kiemels2"/>
+          <w:rFonts w:ascii="Arial Black" w:eastAsiaTheme="majorEastAsia" w:hAnsi="Arial Black" w:cstheme="majorBidi"/>
+          <w:b/>
+          <w:bCs w:val="0"/>
+          <w:sz w:val="28"/>
+          <w:szCs w:val="26"/>
+          <w:u w:val="none"/>
+          <w:lang w:eastAsia="en-US"/>
+        </w:rPr>
+        <w:t>Diak</w:t>
+      </w:r>
+      <w:proofErr w:type="spellEnd"/>
+      <w:r>
+        <w:t xml:space="preserve"> </w:t>
+      </w:r>
+      <w:r>
+        <w:rPr>
+          <w:rFonts w:ascii="Courier New" w:eastAsiaTheme="minorHAnsi" w:hAnsi="Courier New" w:cstheme="minorBidi"/>
+          <w:sz w:val="28"/>
+          <w:szCs w:val="22"/>
+          <w:lang w:eastAsia="en-US"/>
+        </w:rPr>
+        <w:t>(</w:t>
+      </w:r>
+      <w:proofErr w:type="spellStart"/>
+      <w:r>
+        <w:rPr>
+          <w:rFonts w:ascii="Courier New" w:eastAsiaTheme="minorHAnsi" w:hAnsi="Courier New" w:cstheme="minorBidi"/>
+          <w:sz w:val="28"/>
+          <w:szCs w:val="22"/>
+          <w:lang w:eastAsia="en-US"/>
+        </w:rPr>
+        <w:t>id</w:t>
+      </w:r>
+      <w:proofErr w:type="spellEnd"/>
+      <w:r>
+        <w:rPr>
+          <w:rFonts w:ascii="Courier New" w:eastAsiaTheme="minorHAnsi" w:hAnsi="Courier New" w:cstheme="minorBidi"/>
+          <w:sz w:val="28"/>
+          <w:szCs w:val="22"/>
+          <w:lang w:eastAsia="en-US"/>
+        </w:rPr>
+        <w:t>: elsődleges kulcs)</w:t>
+      </w:r>
+    </w:p>
+    <w:p>
+      <w:pPr>
+        <w:pStyle w:val="Listaszerbekezds"/>
+        <w:numPr>
+          <w:ilvl w:val="0"/>
+          <w:numId w:val="22"/>
+        </w:numPr>
+      </w:pPr>
+      <w:r>
+        <w:t xml:space="preserve">Diak.id =&gt; </w:t>
+      </w:r>
+      <w:proofErr w:type="spellStart"/>
+      <w:r>
+        <w:t>Tanar.diakid</w:t>
+      </w:r>
+      <w:proofErr w:type="spellEnd"/>
+      <w:r>
+        <w:t xml:space="preserve"> [1:N kapcsolat]</w:t>
+      </w:r>
+    </w:p>
+    <w:p>
+      <w:pPr>
+        <w:pStyle w:val="Listaszerbekezds"/>
+        <w:numPr>
+          <w:ilvl w:val="0"/>
+          <w:numId w:val="22"/>
+        </w:numPr>
+      </w:pPr>
+      <w:r>
+        <w:t xml:space="preserve">Diak.id =&gt; </w:t>
+      </w:r>
+      <w:proofErr w:type="spellStart"/>
+      <w:r>
+        <w:t>Programok.jelentkezoid</w:t>
+      </w:r>
+      <w:proofErr w:type="spellEnd"/>
+      <w:r>
+        <w:t xml:space="preserve"> [1:N kapcsolat]</w:t>
+      </w:r>
+    </w:p>
+    <w:p>
+      <w:pPr>
+        <w:pStyle w:val="Listaszerbekezds"/>
+        <w:numPr>
+          <w:ilvl w:val="0"/>
+          <w:numId w:val="22"/>
+        </w:numPr>
+      </w:pPr>
+      <w:proofErr w:type="spellStart"/>
+      <w:r>
+        <w:t>Diak.tanulmanyid</w:t>
+      </w:r>
+      <w:proofErr w:type="spellEnd"/>
+      <w:r>
+        <w:t xml:space="preserve"> =&gt; Tanulmany.id [N:1 kapcsolat]</w:t>
+      </w:r>
+    </w:p>
+    <w:p>
+      <w:pPr>
+        <w:pStyle w:val="Listaszerbekezds"/>
+        <w:numPr>
+          <w:ilvl w:val="0"/>
+          <w:numId w:val="22"/>
+        </w:numPr>
+      </w:pPr>
+      <w:proofErr w:type="spellStart"/>
+      <w:r>
+        <w:t>Diak.szobaid</w:t>
+      </w:r>
+      <w:proofErr w:type="spellEnd"/>
+      <w:r>
+        <w:t xml:space="preserve"> =&gt; Szoba.id [N:1 kapcsolat]</w:t>
+      </w:r>
+    </w:p>
+    <w:p>
+      <w:pPr>
+        <w:pStyle w:val="Listaszerbekezds"/>
+        <w:numPr>
+          <w:ilvl w:val="0"/>
+          <w:numId w:val="22"/>
+        </w:numPr>
+      </w:pPr>
+      <w:proofErr w:type="spellStart"/>
+      <w:r>
+        <w:t>Diak.kerelemid</w:t>
+      </w:r>
+      <w:proofErr w:type="spellEnd"/>
+      <w:r>
+        <w:t xml:space="preserve"> =&gt; Kerelem.id [N:1 kapcsolat]</w:t>
+      </w:r>
+    </w:p>
+    <w:p>
+      <w:pPr>
+        <w:pStyle w:val="NormlWeb"/>
+        <w:rPr>
+          <w:rFonts w:ascii="Courier New" w:eastAsiaTheme="minorHAnsi" w:hAnsi="Courier New" w:cstheme="minorBidi"/>
+          <w:sz w:val="28"/>
+          <w:szCs w:val="22"/>
+          <w:lang w:eastAsia="en-US"/>
+        </w:rPr>
+      </w:pPr>
+      <w:r>
+        <w:rPr>
+          <w:rStyle w:val="Kiemels2"/>
+          <w:rFonts w:ascii="Arial Black" w:eastAsiaTheme="majorEastAsia" w:hAnsi="Arial Black" w:cstheme="majorBidi"/>
+          <w:b/>
+          <w:bCs w:val="0"/>
+          <w:sz w:val="28"/>
+          <w:szCs w:val="26"/>
+          <w:u w:val="none"/>
+          <w:lang w:eastAsia="en-US"/>
+        </w:rPr>
+        <w:t xml:space="preserve">2.3. </w:t>
+      </w:r>
+      <w:proofErr w:type="spellStart"/>
+      <w:r>
+        <w:rPr>
+          <w:rStyle w:val="Kiemels2"/>
+          <w:rFonts w:ascii="Arial Black" w:eastAsiaTheme="majorEastAsia" w:hAnsi="Arial Black" w:cstheme="majorBidi"/>
+          <w:b/>
+          <w:bCs w:val="0"/>
+          <w:sz w:val="28"/>
+          <w:szCs w:val="26"/>
+          <w:u w:val="none"/>
+          <w:lang w:eastAsia="en-US"/>
+        </w:rPr>
+        <w:t>Kerelem</w:t>
+      </w:r>
+      <w:proofErr w:type="spellEnd"/>
+      <w:r>
+        <w:t xml:space="preserve"> </w:t>
+      </w:r>
+      <w:r>
+        <w:rPr>
+          <w:rFonts w:ascii="Courier New" w:eastAsiaTheme="minorHAnsi" w:hAnsi="Courier New" w:cstheme="minorBidi"/>
+          <w:sz w:val="28"/>
+          <w:szCs w:val="22"/>
+          <w:lang w:eastAsia="en-US"/>
+        </w:rPr>
+        <w:t>(</w:t>
+      </w:r>
+      <w:proofErr w:type="spellStart"/>
+      <w:r>
+        <w:rPr>
+          <w:rFonts w:ascii="Courier New" w:eastAsiaTheme="minorHAnsi" w:hAnsi="Courier New" w:cstheme="minorBidi"/>
+          <w:sz w:val="28"/>
+          <w:szCs w:val="22"/>
+          <w:lang w:eastAsia="en-US"/>
+        </w:rPr>
+        <w:t>id</w:t>
+      </w:r>
+      <w:proofErr w:type="spellEnd"/>
+      <w:r>
+        <w:rPr>
+          <w:rFonts w:ascii="Courier New" w:eastAsiaTheme="minorHAnsi" w:hAnsi="Courier New" w:cstheme="minorBidi"/>
+          <w:sz w:val="28"/>
+          <w:szCs w:val="22"/>
+          <w:lang w:eastAsia="en-US"/>
+        </w:rPr>
+        <w:t>: elsődleges kulcs)</w:t>
+      </w:r>
+    </w:p>
+    <w:p>
+      <w:pPr>
+        <w:numPr>
+          <w:ilvl w:val="0"/>
+          <w:numId w:val="18"/>
+        </w:numPr>
+        <w:spacing w:before="100" w:beforeAutospacing="1" w:after="100" w:afterAutospacing="1" w:line="240" w:lineRule="auto"/>
+        <w:jc w:val="left"/>
+      </w:pPr>
+      <w:r>
+        <w:t xml:space="preserve">Kerelem.id =&gt; </w:t>
+      </w:r>
+      <w:proofErr w:type="spellStart"/>
+      <w:r>
+        <w:t>Diak.kerelemid</w:t>
+      </w:r>
+      <w:proofErr w:type="spellEnd"/>
+      <w:r>
+        <w:t xml:space="preserve"> [1:N kapcsolat]</w:t>
+      </w:r>
+    </w:p>
+    <w:p>
+      <w:pPr>
+        <w:numPr>
+          <w:ilvl w:val="0"/>
+          <w:numId w:val="18"/>
+        </w:numPr>
+        <w:spacing w:before="100" w:beforeAutospacing="1" w:after="100" w:afterAutospacing="1" w:line="240" w:lineRule="auto"/>
+        <w:jc w:val="left"/>
+      </w:pPr>
+      <w:proofErr w:type="spellStart"/>
+      <w:r>
+        <w:t>Kerelem.tanarid</w:t>
+      </w:r>
+      <w:proofErr w:type="spellEnd"/>
+      <w:r>
+        <w:t xml:space="preserve"> =&gt; Tanar.id [N:1 kapcsolat]</w:t>
+      </w:r>
+    </w:p>
+    <w:p>
+      <w:pPr>
+        <w:pStyle w:val="NormlWeb"/>
+      </w:pPr>
+      <w:r>
+        <w:rPr>
+          <w:rStyle w:val="Kiemels2"/>
+          <w:rFonts w:ascii="Arial Black" w:eastAsiaTheme="majorEastAsia" w:hAnsi="Arial Black" w:cstheme="majorBidi"/>
+          <w:b/>
+          <w:bCs w:val="0"/>
+          <w:sz w:val="28"/>
+          <w:szCs w:val="26"/>
+          <w:u w:val="none"/>
+          <w:lang w:eastAsia="en-US"/>
+        </w:rPr>
+        <w:t>2.4. Programok</w:t>
+      </w:r>
+      <w:r>
+        <w:t xml:space="preserve"> </w:t>
+      </w:r>
+      <w:r>
+        <w:rPr>
+          <w:rFonts w:ascii="Courier New" w:eastAsiaTheme="minorHAnsi" w:hAnsi="Courier New" w:cstheme="minorBidi"/>
+          <w:sz w:val="28"/>
+          <w:szCs w:val="22"/>
+          <w:lang w:eastAsia="en-US"/>
+        </w:rPr>
+        <w:t>(</w:t>
+      </w:r>
+      <w:proofErr w:type="spellStart"/>
+      <w:r>
+        <w:rPr>
+          <w:rFonts w:ascii="Courier New" w:eastAsiaTheme="minorHAnsi" w:hAnsi="Courier New" w:cstheme="minorBidi"/>
+          <w:sz w:val="28"/>
+          <w:szCs w:val="22"/>
+          <w:lang w:eastAsia="en-US"/>
+        </w:rPr>
+        <w:t>id</w:t>
+      </w:r>
+      <w:proofErr w:type="spellEnd"/>
+      <w:r>
+        <w:rPr>
+          <w:rFonts w:ascii="Courier New" w:eastAsiaTheme="minorHAnsi" w:hAnsi="Courier New" w:cstheme="minorBidi"/>
+          <w:sz w:val="28"/>
+          <w:szCs w:val="22"/>
+          <w:lang w:eastAsia="en-US"/>
+        </w:rPr>
+        <w:t>: elsődleges kulcs)</w:t>
+      </w:r>
+    </w:p>
+    <w:p>
+      <w:pPr>
+        <w:numPr>
+          <w:ilvl w:val="0"/>
+          <w:numId w:val="19"/>
+        </w:numPr>
+        <w:spacing w:before="100" w:beforeAutospacing="1" w:after="100" w:afterAutospacing="1" w:line="240" w:lineRule="auto"/>
+        <w:jc w:val="left"/>
+      </w:pPr>
+      <w:r>
+        <w:t xml:space="preserve">Programok.id =&gt; </w:t>
+      </w:r>
+      <w:proofErr w:type="spellStart"/>
+      <w:r>
+        <w:t>Tanar.programid</w:t>
+      </w:r>
+      <w:proofErr w:type="spellEnd"/>
+      <w:r>
+        <w:t xml:space="preserve"> [1:N kapcsolat]</w:t>
+      </w:r>
+    </w:p>
+    <w:p>
+      <w:pPr>
+        <w:numPr>
+          <w:ilvl w:val="0"/>
+          <w:numId w:val="19"/>
+        </w:numPr>
+        <w:spacing w:before="100" w:beforeAutospacing="1" w:after="100" w:afterAutospacing="1" w:line="240" w:lineRule="auto"/>
+        <w:jc w:val="left"/>
+      </w:pPr>
+      <w:proofErr w:type="spellStart"/>
+      <w:r>
+        <w:t>Programok.jelentkezoid</w:t>
+      </w:r>
+      <w:proofErr w:type="spellEnd"/>
+      <w:r>
+        <w:t xml:space="preserve"> =&gt; Diak.id [N:1 kapcsolat]</w:t>
+      </w:r>
+    </w:p>
+    <w:p>
+      <w:pPr>
+        <w:pStyle w:val="NormlWeb"/>
+        <w:rPr>
+          <w:rFonts w:ascii="Courier New" w:eastAsiaTheme="minorHAnsi" w:hAnsi="Courier New" w:cstheme="minorBidi"/>
+          <w:sz w:val="28"/>
+          <w:szCs w:val="22"/>
+          <w:lang w:eastAsia="en-US"/>
+        </w:rPr>
+      </w:pPr>
+      <w:r>
+        <w:rPr>
+          <w:rStyle w:val="Kiemels2"/>
+          <w:rFonts w:ascii="Arial Black" w:eastAsiaTheme="majorEastAsia" w:hAnsi="Arial Black" w:cstheme="majorBidi"/>
+          <w:b/>
+          <w:bCs w:val="0"/>
+          <w:sz w:val="28"/>
+          <w:szCs w:val="26"/>
+          <w:u w:val="none"/>
+          <w:lang w:eastAsia="en-US"/>
+        </w:rPr>
+        <w:t xml:space="preserve">2.5. </w:t>
+      </w:r>
+      <w:proofErr w:type="spellStart"/>
+      <w:r>
+        <w:rPr>
+          <w:rStyle w:val="Kiemels2"/>
+          <w:rFonts w:ascii="Arial Black" w:eastAsiaTheme="majorEastAsia" w:hAnsi="Arial Black" w:cstheme="majorBidi"/>
+          <w:b/>
+          <w:bCs w:val="0"/>
+          <w:sz w:val="28"/>
+          <w:szCs w:val="26"/>
+          <w:u w:val="none"/>
+          <w:lang w:eastAsia="en-US"/>
+        </w:rPr>
+        <w:t>Tanulmany</w:t>
+      </w:r>
+      <w:proofErr w:type="spellEnd"/>
+      <w:r>
+        <w:t xml:space="preserve"> </w:t>
+      </w:r>
+      <w:r>
+        <w:rPr>
+          <w:rFonts w:ascii="Courier New" w:eastAsiaTheme="minorHAnsi" w:hAnsi="Courier New" w:cstheme="minorBidi"/>
+          <w:sz w:val="28"/>
+          <w:szCs w:val="22"/>
+          <w:lang w:eastAsia="en-US"/>
+        </w:rPr>
+        <w:t>(</w:t>
+      </w:r>
+      <w:proofErr w:type="spellStart"/>
+      <w:r>
+        <w:rPr>
+          <w:rFonts w:ascii="Courier New" w:eastAsiaTheme="minorHAnsi" w:hAnsi="Courier New" w:cstheme="minorBidi"/>
+          <w:sz w:val="28"/>
+          <w:szCs w:val="22"/>
+          <w:lang w:eastAsia="en-US"/>
+        </w:rPr>
+        <w:t>id</w:t>
+      </w:r>
+      <w:proofErr w:type="spellEnd"/>
+      <w:r>
+        <w:rPr>
+          <w:rFonts w:ascii="Courier New" w:eastAsiaTheme="minorHAnsi" w:hAnsi="Courier New" w:cstheme="minorBidi"/>
+          <w:sz w:val="28"/>
+          <w:szCs w:val="22"/>
+          <w:lang w:eastAsia="en-US"/>
+        </w:rPr>
+        <w:t>: elsődleges kulcs)</w:t>
+      </w:r>
+    </w:p>
+    <w:p>
+      <w:pPr>
+        <w:numPr>
+          <w:ilvl w:val="0"/>
+          <w:numId w:val="20"/>
+        </w:numPr>
+        <w:spacing w:before="100" w:beforeAutospacing="1" w:after="100" w:afterAutospacing="1" w:line="240" w:lineRule="auto"/>
+        <w:jc w:val="left"/>
+      </w:pPr>
+      <w:r>
+        <w:t xml:space="preserve">Tanulmany.id =&gt; </w:t>
+      </w:r>
+      <w:proofErr w:type="spellStart"/>
+      <w:r>
+        <w:t>Diak.tanulmanyid</w:t>
+      </w:r>
+      <w:proofErr w:type="spellEnd"/>
+      <w:r>
+        <w:t xml:space="preserve"> [1:N kapcsolat]</w:t>
+      </w:r>
+    </w:p>
+    <w:p>
+      <w:pPr>
+        <w:pStyle w:val="NormlWeb"/>
+      </w:pPr>
+      <w:r>
+        <w:rPr>
+          <w:rStyle w:val="Cmsor2Char"/>
+          <w:lang w:eastAsia="en-US"/>
+        </w:rPr>
+        <w:t>2.6. Szoba</w:t>
+      </w:r>
+      <w:r>
+        <w:t xml:space="preserve"> </w:t>
+      </w:r>
+      <w:r>
+        <w:rPr>
+          <w:rFonts w:ascii="Courier New" w:eastAsiaTheme="minorHAnsi" w:hAnsi="Courier New" w:cstheme="minorBidi"/>
+          <w:sz w:val="28"/>
+          <w:szCs w:val="22"/>
+          <w:lang w:eastAsia="en-US"/>
+        </w:rPr>
+        <w:t>(</w:t>
+      </w:r>
+      <w:proofErr w:type="spellStart"/>
+      <w:r>
+        <w:rPr>
+          <w:rFonts w:ascii="Courier New" w:eastAsiaTheme="minorHAnsi" w:hAnsi="Courier New" w:cstheme="minorBidi"/>
+          <w:sz w:val="28"/>
+          <w:szCs w:val="22"/>
+          <w:lang w:eastAsia="en-US"/>
+        </w:rPr>
+        <w:t>id</w:t>
+      </w:r>
+      <w:proofErr w:type="spellEnd"/>
+      <w:r>
+        <w:rPr>
+          <w:rFonts w:ascii="Courier New" w:eastAsiaTheme="minorHAnsi" w:hAnsi="Courier New" w:cstheme="minorBidi"/>
+          <w:sz w:val="28"/>
+          <w:szCs w:val="22"/>
+          <w:lang w:eastAsia="en-US"/>
+        </w:rPr>
+        <w:t>: elsődleges kulcs)</w:t>
+      </w:r>
+    </w:p>
+    <w:p>
+      <w:pPr>
+        <w:numPr>
+          <w:ilvl w:val="0"/>
+          <w:numId w:val="20"/>
+        </w:numPr>
+        <w:spacing w:before="100" w:beforeAutospacing="1" w:after="100" w:afterAutospacing="1" w:line="240" w:lineRule="auto"/>
+        <w:jc w:val="left"/>
+      </w:pPr>
+      <w:r>
+        <w:t xml:space="preserve">Szoba.id =&gt; </w:t>
+      </w:r>
+      <w:proofErr w:type="spellStart"/>
+      <w:r>
+        <w:t>Diak.szobaid</w:t>
+      </w:r>
+      <w:proofErr w:type="spellEnd"/>
+      <w:r>
+        <w:t xml:space="preserve"> [1:N kapcsolat]</w:t>
+      </w:r>
+    </w:p>
+    <w:p>
+      <w:pPr>
+        <w:spacing w:line="259" w:lineRule="auto"/>
+        <w:jc w:val="left"/>
+      </w:pPr>
+    </w:p>
     <w:sectPr>
       <w:headerReference w:type="default" r:id="rId9"/>
       <w:footerReference w:type="default" r:id="rId10"/>
@@ -774,6 +2333,417 @@
 <file path=word/numbering.xml><?xml version="1.0" encoding="utf-8"?>
 <w:numbering xmlns:wpc="http://schemas.microsoft.com/office/word/2010/wordprocessingCanvas" xmlns:cx="http://schemas.microsoft.com/office/drawing/2014/chartex" xmlns:cx1="http://schemas.microsoft.com/office/drawing/2015/9/8/chartex" xmlns:cx2="http://schemas.microsoft.com/office/drawing/2015/10/21/chartex" xmlns:cx3="http://schemas.microsoft.com/office/drawing/2016/5/9/chartex" xmlns:cx4="http://schemas.microsoft.com/office/drawing/2016/5/10/chartex" xmlns:cx5="http://schemas.microsoft.com/office/drawing/2016/5/11/chartex" xmlns:cx6="http://schemas.microsoft.com/office/drawing/2016/5/12/chartex" xmlns:cx7="http://schemas.microsoft.com/office/drawing/2016/5/13/chartex" xmlns:cx8="http://schemas.microsoft.com/office/drawing/2016/5/14/chartex" xmlns:mc="http://schemas.openxmlformats.org/markup-compatibility/2006" xmlns:aink="http://schemas.microsoft.com/office/drawing/2016/ink" xmlns:am3d="http://schemas.microsoft.com/office/drawing/2017/model3d" xmlns:o="urn:schemas-microsoft-com:office:office" xmlns:r="http://schemas.openxmlformats.org/officeDocument/2006/relationships" xmlns:m="http://schemas.openxmlformats.org/officeDocument/2006/math" xmlns:v="urn:schemas-microsoft-com:vml" xmlns:wp14="http://schemas.microsoft.com/office/word/2010/wordprocessingDrawing" xmlns:wp="http://schemas.openxmlformats.org/drawingml/2006/wordprocessingDrawing" xmlns:w10="urn:schemas-microsoft-com:office:word" xmlns:w="http://schemas.openxmlformats.org/wordprocessingml/2006/main" xmlns:w14="http://schemas.microsoft.com/office/word/2010/wordml" xmlns:w15="http://schemas.microsoft.com/office/word/2012/wordml" xmlns:w16cex="http://schemas.microsoft.com/office/word/2018/wordml/cex" xmlns:w16cid="http://schemas.microsoft.com/office/word/2016/wordml/cid" xmlns:w16="http://schemas.microsoft.com/office/word/2018/wordml" xmlns:w16sdtdh="http://schemas.microsoft.com/office/word/2020/wordml/sdtdatahash" xmlns:w16se="http://schemas.microsoft.com/office/word/2015/wordml/symex" xmlns:wpg="http://schemas.microsoft.com/office/word/2010/wordprocessingGroup" xmlns:wpi="http://schemas.microsoft.com/office/word/2010/wordprocessingInk" xmlns:wne="http://schemas.microsoft.com/office/word/2006/wordml" xmlns:wps="http://schemas.microsoft.com/office/word/2010/wordprocessingShape" mc:Ignorable="w14 w15 w16se w16cid w16 w16cex w16sdtdh wp14">
   <w:abstractNum w:abstractNumId="0" w15:restartNumberingAfterBreak="0">
+    <w:nsid w:val="022612D8"/>
+    <w:multiLevelType w:val="multilevel"/>
+    <w:tmpl w:val="464676BC"/>
+    <w:lvl w:ilvl="0">
+      <w:start w:val="1"/>
+      <w:numFmt w:val="bullet"/>
+      <w:lvlText w:val=""/>
+      <w:lvlJc w:val="left"/>
+      <w:pPr>
+        <w:tabs>
+          <w:tab w:val="num" w:pos="720"/>
+        </w:tabs>
+        <w:ind w:left="720" w:hanging="360"/>
+      </w:pPr>
+      <w:rPr>
+        <w:rFonts w:ascii="Symbol" w:hAnsi="Symbol" w:hint="default"/>
+        <w:sz w:val="20"/>
+      </w:rPr>
+    </w:lvl>
+    <w:lvl w:ilvl="1" w:tentative="1">
+      <w:start w:val="1"/>
+      <w:numFmt w:val="bullet"/>
+      <w:lvlText w:val="o"/>
+      <w:lvlJc w:val="left"/>
+      <w:pPr>
+        <w:tabs>
+          <w:tab w:val="num" w:pos="1440"/>
+        </w:tabs>
+        <w:ind w:left="1440" w:hanging="360"/>
+      </w:pPr>
+      <w:rPr>
+        <w:rFonts w:ascii="Courier New" w:hAnsi="Courier New" w:hint="default"/>
+        <w:sz w:val="20"/>
+      </w:rPr>
+    </w:lvl>
+    <w:lvl w:ilvl="2" w:tentative="1">
+      <w:start w:val="1"/>
+      <w:numFmt w:val="bullet"/>
+      <w:lvlText w:val=""/>
+      <w:lvlJc w:val="left"/>
+      <w:pPr>
+        <w:tabs>
+          <w:tab w:val="num" w:pos="2160"/>
+        </w:tabs>
+        <w:ind w:left="2160" w:hanging="360"/>
+      </w:pPr>
+      <w:rPr>
+        <w:rFonts w:ascii="Wingdings" w:hAnsi="Wingdings" w:hint="default"/>
+        <w:sz w:val="20"/>
+      </w:rPr>
+    </w:lvl>
+    <w:lvl w:ilvl="3" w:tentative="1">
+      <w:start w:val="1"/>
+      <w:numFmt w:val="bullet"/>
+      <w:lvlText w:val=""/>
+      <w:lvlJc w:val="left"/>
+      <w:pPr>
+        <w:tabs>
+          <w:tab w:val="num" w:pos="2880"/>
+        </w:tabs>
+        <w:ind w:left="2880" w:hanging="360"/>
+      </w:pPr>
+      <w:rPr>
+        <w:rFonts w:ascii="Wingdings" w:hAnsi="Wingdings" w:hint="default"/>
+        <w:sz w:val="20"/>
+      </w:rPr>
+    </w:lvl>
+    <w:lvl w:ilvl="4" w:tentative="1">
+      <w:start w:val="1"/>
+      <w:numFmt w:val="bullet"/>
+      <w:lvlText w:val=""/>
+      <w:lvlJc w:val="left"/>
+      <w:pPr>
+        <w:tabs>
+          <w:tab w:val="num" w:pos="3600"/>
+        </w:tabs>
+        <w:ind w:left="3600" w:hanging="360"/>
+      </w:pPr>
+      <w:rPr>
+        <w:rFonts w:ascii="Wingdings" w:hAnsi="Wingdings" w:hint="default"/>
+        <w:sz w:val="20"/>
+      </w:rPr>
+    </w:lvl>
+    <w:lvl w:ilvl="5" w:tentative="1">
+      <w:start w:val="1"/>
+      <w:numFmt w:val="bullet"/>
+      <w:lvlText w:val=""/>
+      <w:lvlJc w:val="left"/>
+      <w:pPr>
+        <w:tabs>
+          <w:tab w:val="num" w:pos="4320"/>
+        </w:tabs>
+        <w:ind w:left="4320" w:hanging="360"/>
+      </w:pPr>
+      <w:rPr>
+        <w:rFonts w:ascii="Wingdings" w:hAnsi="Wingdings" w:hint="default"/>
+        <w:sz w:val="20"/>
+      </w:rPr>
+    </w:lvl>
+    <w:lvl w:ilvl="6" w:tentative="1">
+      <w:start w:val="1"/>
+      <w:numFmt w:val="bullet"/>
+      <w:lvlText w:val=""/>
+      <w:lvlJc w:val="left"/>
+      <w:pPr>
+        <w:tabs>
+          <w:tab w:val="num" w:pos="5040"/>
+        </w:tabs>
+        <w:ind w:left="5040" w:hanging="360"/>
+      </w:pPr>
+      <w:rPr>
+        <w:rFonts w:ascii="Wingdings" w:hAnsi="Wingdings" w:hint="default"/>
+        <w:sz w:val="20"/>
+      </w:rPr>
+    </w:lvl>
+    <w:lvl w:ilvl="7" w:tentative="1">
+      <w:start w:val="1"/>
+      <w:numFmt w:val="bullet"/>
+      <w:lvlText w:val=""/>
+      <w:lvlJc w:val="left"/>
+      <w:pPr>
+        <w:tabs>
+          <w:tab w:val="num" w:pos="5760"/>
+        </w:tabs>
+        <w:ind w:left="5760" w:hanging="360"/>
+      </w:pPr>
+      <w:rPr>
+        <w:rFonts w:ascii="Wingdings" w:hAnsi="Wingdings" w:hint="default"/>
+        <w:sz w:val="20"/>
+      </w:rPr>
+    </w:lvl>
+    <w:lvl w:ilvl="8" w:tentative="1">
+      <w:start w:val="1"/>
+      <w:numFmt w:val="bullet"/>
+      <w:lvlText w:val=""/>
+      <w:lvlJc w:val="left"/>
+      <w:pPr>
+        <w:tabs>
+          <w:tab w:val="num" w:pos="6480"/>
+        </w:tabs>
+        <w:ind w:left="6480" w:hanging="360"/>
+      </w:pPr>
+      <w:rPr>
+        <w:rFonts w:ascii="Wingdings" w:hAnsi="Wingdings" w:hint="default"/>
+        <w:sz w:val="20"/>
+      </w:rPr>
+    </w:lvl>
+  </w:abstractNum>
+  <w:abstractNum w:abstractNumId="1" w15:restartNumberingAfterBreak="0">
+    <w:nsid w:val="0FC94B1C"/>
+    <w:multiLevelType w:val="hybridMultilevel"/>
+    <w:tmpl w:val="91669982"/>
+    <w:lvl w:ilvl="0" w:tplc="040E0001">
+      <w:start w:val="1"/>
+      <w:numFmt w:val="bullet"/>
+      <w:lvlText w:val=""/>
+      <w:lvlJc w:val="left"/>
+      <w:pPr>
+        <w:ind w:left="720" w:hanging="360"/>
+      </w:pPr>
+      <w:rPr>
+        <w:rFonts w:ascii="Symbol" w:hAnsi="Symbol" w:hint="default"/>
+      </w:rPr>
+    </w:lvl>
+    <w:lvl w:ilvl="1" w:tplc="040E0003" w:tentative="1">
+      <w:start w:val="1"/>
+      <w:numFmt w:val="bullet"/>
+      <w:lvlText w:val="o"/>
+      <w:lvlJc w:val="left"/>
+      <w:pPr>
+        <w:ind w:left="1440" w:hanging="360"/>
+      </w:pPr>
+      <w:rPr>
+        <w:rFonts w:ascii="Courier New" w:hAnsi="Courier New" w:cs="Courier New" w:hint="default"/>
+      </w:rPr>
+    </w:lvl>
+    <w:lvl w:ilvl="2" w:tplc="040E0005" w:tentative="1">
+      <w:start w:val="1"/>
+      <w:numFmt w:val="bullet"/>
+      <w:lvlText w:val=""/>
+      <w:lvlJc w:val="left"/>
+      <w:pPr>
+        <w:ind w:left="2160" w:hanging="360"/>
+      </w:pPr>
+      <w:rPr>
+        <w:rFonts w:ascii="Wingdings" w:hAnsi="Wingdings" w:hint="default"/>
+      </w:rPr>
+    </w:lvl>
+    <w:lvl w:ilvl="3" w:tplc="040E0001" w:tentative="1">
+      <w:start w:val="1"/>
+      <w:numFmt w:val="bullet"/>
+      <w:lvlText w:val=""/>
+      <w:lvlJc w:val="left"/>
+      <w:pPr>
+        <w:ind w:left="2880" w:hanging="360"/>
+      </w:pPr>
+      <w:rPr>
+        <w:rFonts w:ascii="Symbol" w:hAnsi="Symbol" w:hint="default"/>
+      </w:rPr>
+    </w:lvl>
+    <w:lvl w:ilvl="4" w:tplc="040E0003" w:tentative="1">
+      <w:start w:val="1"/>
+      <w:numFmt w:val="bullet"/>
+      <w:lvlText w:val="o"/>
+      <w:lvlJc w:val="left"/>
+      <w:pPr>
+        <w:ind w:left="3600" w:hanging="360"/>
+      </w:pPr>
+      <w:rPr>
+        <w:rFonts w:ascii="Courier New" w:hAnsi="Courier New" w:cs="Courier New" w:hint="default"/>
+      </w:rPr>
+    </w:lvl>
+    <w:lvl w:ilvl="5" w:tplc="040E0005" w:tentative="1">
+      <w:start w:val="1"/>
+      <w:numFmt w:val="bullet"/>
+      <w:lvlText w:val=""/>
+      <w:lvlJc w:val="left"/>
+      <w:pPr>
+        <w:ind w:left="4320" w:hanging="360"/>
+      </w:pPr>
+      <w:rPr>
+        <w:rFonts w:ascii="Wingdings" w:hAnsi="Wingdings" w:hint="default"/>
+      </w:rPr>
+    </w:lvl>
+    <w:lvl w:ilvl="6" w:tplc="040E0001" w:tentative="1">
+      <w:start w:val="1"/>
+      <w:numFmt w:val="bullet"/>
+      <w:lvlText w:val=""/>
+      <w:lvlJc w:val="left"/>
+      <w:pPr>
+        <w:ind w:left="5040" w:hanging="360"/>
+      </w:pPr>
+      <w:rPr>
+        <w:rFonts w:ascii="Symbol" w:hAnsi="Symbol" w:hint="default"/>
+      </w:rPr>
+    </w:lvl>
+    <w:lvl w:ilvl="7" w:tplc="040E0003" w:tentative="1">
+      <w:start w:val="1"/>
+      <w:numFmt w:val="bullet"/>
+      <w:lvlText w:val="o"/>
+      <w:lvlJc w:val="left"/>
+      <w:pPr>
+        <w:ind w:left="5760" w:hanging="360"/>
+      </w:pPr>
+      <w:rPr>
+        <w:rFonts w:ascii="Courier New" w:hAnsi="Courier New" w:cs="Courier New" w:hint="default"/>
+      </w:rPr>
+    </w:lvl>
+    <w:lvl w:ilvl="8" w:tplc="040E0005" w:tentative="1">
+      <w:start w:val="1"/>
+      <w:numFmt w:val="bullet"/>
+      <w:lvlText w:val=""/>
+      <w:lvlJc w:val="left"/>
+      <w:pPr>
+        <w:ind w:left="6480" w:hanging="360"/>
+      </w:pPr>
+      <w:rPr>
+        <w:rFonts w:ascii="Wingdings" w:hAnsi="Wingdings" w:hint="default"/>
+      </w:rPr>
+    </w:lvl>
+  </w:abstractNum>
+  <w:abstractNum w:abstractNumId="2" w15:restartNumberingAfterBreak="0">
+    <w:nsid w:val="1C57655F"/>
+    <w:multiLevelType w:val="multilevel"/>
+    <w:tmpl w:val="71A40CA4"/>
+    <w:lvl w:ilvl="0">
+      <w:start w:val="1"/>
+      <w:numFmt w:val="bullet"/>
+      <w:lvlText w:val=""/>
+      <w:lvlJc w:val="left"/>
+      <w:pPr>
+        <w:tabs>
+          <w:tab w:val="num" w:pos="720"/>
+        </w:tabs>
+        <w:ind w:left="720" w:hanging="360"/>
+      </w:pPr>
+      <w:rPr>
+        <w:rFonts w:ascii="Symbol" w:hAnsi="Symbol" w:hint="default"/>
+        <w:sz w:val="20"/>
+      </w:rPr>
+    </w:lvl>
+    <w:lvl w:ilvl="1" w:tentative="1">
+      <w:start w:val="1"/>
+      <w:numFmt w:val="bullet"/>
+      <w:lvlText w:val="o"/>
+      <w:lvlJc w:val="left"/>
+      <w:pPr>
+        <w:tabs>
+          <w:tab w:val="num" w:pos="1440"/>
+        </w:tabs>
+        <w:ind w:left="1440" w:hanging="360"/>
+      </w:pPr>
+      <w:rPr>
+        <w:rFonts w:ascii="Courier New" w:hAnsi="Courier New" w:hint="default"/>
+        <w:sz w:val="20"/>
+      </w:rPr>
+    </w:lvl>
+    <w:lvl w:ilvl="2" w:tentative="1">
+      <w:start w:val="1"/>
+      <w:numFmt w:val="bullet"/>
+      <w:lvlText w:val=""/>
+      <w:lvlJc w:val="left"/>
+      <w:pPr>
+        <w:tabs>
+          <w:tab w:val="num" w:pos="2160"/>
+        </w:tabs>
+        <w:ind w:left="2160" w:hanging="360"/>
+      </w:pPr>
+      <w:rPr>
+        <w:rFonts w:ascii="Wingdings" w:hAnsi="Wingdings" w:hint="default"/>
+        <w:sz w:val="20"/>
+      </w:rPr>
+    </w:lvl>
+    <w:lvl w:ilvl="3" w:tentative="1">
+      <w:start w:val="1"/>
+      <w:numFmt w:val="bullet"/>
+      <w:lvlText w:val=""/>
+      <w:lvlJc w:val="left"/>
+      <w:pPr>
+        <w:tabs>
+          <w:tab w:val="num" w:pos="2880"/>
+        </w:tabs>
+        <w:ind w:left="2880" w:hanging="360"/>
+      </w:pPr>
+      <w:rPr>
+        <w:rFonts w:ascii="Wingdings" w:hAnsi="Wingdings" w:hint="default"/>
+        <w:sz w:val="20"/>
+      </w:rPr>
+    </w:lvl>
+    <w:lvl w:ilvl="4" w:tentative="1">
+      <w:start w:val="1"/>
+      <w:numFmt w:val="bullet"/>
+      <w:lvlText w:val=""/>
+      <w:lvlJc w:val="left"/>
+      <w:pPr>
+        <w:tabs>
+          <w:tab w:val="num" w:pos="3600"/>
+        </w:tabs>
+        <w:ind w:left="3600" w:hanging="360"/>
+      </w:pPr>
+      <w:rPr>
+        <w:rFonts w:ascii="Wingdings" w:hAnsi="Wingdings" w:hint="default"/>
+        <w:sz w:val="20"/>
+      </w:rPr>
+    </w:lvl>
+    <w:lvl w:ilvl="5" w:tentative="1">
+      <w:start w:val="1"/>
+      <w:numFmt w:val="bullet"/>
+      <w:lvlText w:val=""/>
+      <w:lvlJc w:val="left"/>
+      <w:pPr>
+        <w:tabs>
+          <w:tab w:val="num" w:pos="4320"/>
+        </w:tabs>
+        <w:ind w:left="4320" w:hanging="360"/>
+      </w:pPr>
+      <w:rPr>
+        <w:rFonts w:ascii="Wingdings" w:hAnsi="Wingdings" w:hint="default"/>
+        <w:sz w:val="20"/>
+      </w:rPr>
+    </w:lvl>
+    <w:lvl w:ilvl="6" w:tentative="1">
+      <w:start w:val="1"/>
+      <w:numFmt w:val="bullet"/>
+      <w:lvlText w:val=""/>
+      <w:lvlJc w:val="left"/>
+      <w:pPr>
+        <w:tabs>
+          <w:tab w:val="num" w:pos="5040"/>
+        </w:tabs>
+        <w:ind w:left="5040" w:hanging="360"/>
+      </w:pPr>
+      <w:rPr>
+        <w:rFonts w:ascii="Wingdings" w:hAnsi="Wingdings" w:hint="default"/>
+        <w:sz w:val="20"/>
+      </w:rPr>
+    </w:lvl>
+    <w:lvl w:ilvl="7" w:tentative="1">
+      <w:start w:val="1"/>
+      <w:numFmt w:val="bullet"/>
+      <w:lvlText w:val=""/>
+      <w:lvlJc w:val="left"/>
+      <w:pPr>
+        <w:tabs>
+          <w:tab w:val="num" w:pos="5760"/>
+        </w:tabs>
+        <w:ind w:left="5760" w:hanging="360"/>
+      </w:pPr>
+      <w:rPr>
+        <w:rFonts w:ascii="Wingdings" w:hAnsi="Wingdings" w:hint="default"/>
+        <w:sz w:val="20"/>
+      </w:rPr>
+    </w:lvl>
+    <w:lvl w:ilvl="8" w:tentative="1">
+      <w:start w:val="1"/>
+      <w:numFmt w:val="bullet"/>
+      <w:lvlText w:val=""/>
+      <w:lvlJc w:val="left"/>
+      <w:pPr>
+        <w:tabs>
+          <w:tab w:val="num" w:pos="6480"/>
+        </w:tabs>
+        <w:ind w:left="6480" w:hanging="360"/>
+      </w:pPr>
+      <w:rPr>
+        <w:rFonts w:ascii="Wingdings" w:hAnsi="Wingdings" w:hint="default"/>
+        <w:sz w:val="20"/>
+      </w:rPr>
+    </w:lvl>
+  </w:abstractNum>
+  <w:abstractNum w:abstractNumId="3" w15:restartNumberingAfterBreak="0">
     <w:nsid w:val="1E7646F9"/>
     <w:multiLevelType w:val="hybridMultilevel"/>
     <w:tmpl w:val="283E575C"/>
@@ -886,7 +2856,156 @@
       </w:rPr>
     </w:lvl>
   </w:abstractNum>
-  <w:abstractNum w:abstractNumId="1" w15:restartNumberingAfterBreak="0">
+  <w:abstractNum w:abstractNumId="4" w15:restartNumberingAfterBreak="0">
+    <w:nsid w:val="1F6A5779"/>
+    <w:multiLevelType w:val="multilevel"/>
+    <w:tmpl w:val="0E38DB08"/>
+    <w:lvl w:ilvl="0">
+      <w:start w:val="1"/>
+      <w:numFmt w:val="bullet"/>
+      <w:lvlText w:val=""/>
+      <w:lvlJc w:val="left"/>
+      <w:pPr>
+        <w:tabs>
+          <w:tab w:val="num" w:pos="720"/>
+        </w:tabs>
+        <w:ind w:left="720" w:hanging="360"/>
+      </w:pPr>
+      <w:rPr>
+        <w:rFonts w:ascii="Symbol" w:hAnsi="Symbol" w:hint="default"/>
+        <w:sz w:val="20"/>
+      </w:rPr>
+    </w:lvl>
+    <w:lvl w:ilvl="1" w:tentative="1">
+      <w:start w:val="1"/>
+      <w:numFmt w:val="bullet"/>
+      <w:lvlText w:val="o"/>
+      <w:lvlJc w:val="left"/>
+      <w:pPr>
+        <w:tabs>
+          <w:tab w:val="num" w:pos="1440"/>
+        </w:tabs>
+        <w:ind w:left="1440" w:hanging="360"/>
+      </w:pPr>
+      <w:rPr>
+        <w:rFonts w:ascii="Courier New" w:hAnsi="Courier New" w:hint="default"/>
+        <w:sz w:val="20"/>
+      </w:rPr>
+    </w:lvl>
+    <w:lvl w:ilvl="2" w:tentative="1">
+      <w:start w:val="1"/>
+      <w:numFmt w:val="bullet"/>
+      <w:lvlText w:val=""/>
+      <w:lvlJc w:val="left"/>
+      <w:pPr>
+        <w:tabs>
+          <w:tab w:val="num" w:pos="2160"/>
+        </w:tabs>
+        <w:ind w:left="2160" w:hanging="360"/>
+      </w:pPr>
+      <w:rPr>
+        <w:rFonts w:ascii="Wingdings" w:hAnsi="Wingdings" w:hint="default"/>
+        <w:sz w:val="20"/>
+      </w:rPr>
+    </w:lvl>
+    <w:lvl w:ilvl="3" w:tentative="1">
+      <w:start w:val="1"/>
+      <w:numFmt w:val="bullet"/>
+      <w:lvlText w:val=""/>
+      <w:lvlJc w:val="left"/>
+      <w:pPr>
+        <w:tabs>
+          <w:tab w:val="num" w:pos="2880"/>
+        </w:tabs>
+        <w:ind w:left="2880" w:hanging="360"/>
+      </w:pPr>
+      <w:rPr>
+        <w:rFonts w:ascii="Wingdings" w:hAnsi="Wingdings" w:hint="default"/>
+        <w:sz w:val="20"/>
+      </w:rPr>
+    </w:lvl>
+    <w:lvl w:ilvl="4" w:tentative="1">
+      <w:start w:val="1"/>
+      <w:numFmt w:val="bullet"/>
+      <w:lvlText w:val=""/>
+      <w:lvlJc w:val="left"/>
+      <w:pPr>
+        <w:tabs>
+          <w:tab w:val="num" w:pos="3600"/>
+        </w:tabs>
+        <w:ind w:left="3600" w:hanging="360"/>
+      </w:pPr>
+      <w:rPr>
+        <w:rFonts w:ascii="Wingdings" w:hAnsi="Wingdings" w:hint="default"/>
+        <w:sz w:val="20"/>
+      </w:rPr>
+    </w:lvl>
+    <w:lvl w:ilvl="5" w:tentative="1">
+      <w:start w:val="1"/>
+      <w:numFmt w:val="bullet"/>
+      <w:lvlText w:val=""/>
+      <w:lvlJc w:val="left"/>
+      <w:pPr>
+        <w:tabs>
+          <w:tab w:val="num" w:pos="4320"/>
+        </w:tabs>
+        <w:ind w:left="4320" w:hanging="360"/>
+      </w:pPr>
+      <w:rPr>
+        <w:rFonts w:ascii="Wingdings" w:hAnsi="Wingdings" w:hint="default"/>
+        <w:sz w:val="20"/>
+      </w:rPr>
+    </w:lvl>
+    <w:lvl w:ilvl="6" w:tentative="1">
+      <w:start w:val="1"/>
+      <w:numFmt w:val="bullet"/>
+      <w:lvlText w:val=""/>
+      <w:lvlJc w:val="left"/>
+      <w:pPr>
+        <w:tabs>
+          <w:tab w:val="num" w:pos="5040"/>
+        </w:tabs>
+        <w:ind w:left="5040" w:hanging="360"/>
+      </w:pPr>
+      <w:rPr>
+        <w:rFonts w:ascii="Wingdings" w:hAnsi="Wingdings" w:hint="default"/>
+        <w:sz w:val="20"/>
+      </w:rPr>
+    </w:lvl>
+    <w:lvl w:ilvl="7" w:tentative="1">
+      <w:start w:val="1"/>
+      <w:numFmt w:val="bullet"/>
+      <w:lvlText w:val=""/>
+      <w:lvlJc w:val="left"/>
+      <w:pPr>
+        <w:tabs>
+          <w:tab w:val="num" w:pos="5760"/>
+        </w:tabs>
+        <w:ind w:left="5760" w:hanging="360"/>
+      </w:pPr>
+      <w:rPr>
+        <w:rFonts w:ascii="Wingdings" w:hAnsi="Wingdings" w:hint="default"/>
+        <w:sz w:val="20"/>
+      </w:rPr>
+    </w:lvl>
+    <w:lvl w:ilvl="8" w:tentative="1">
+      <w:start w:val="1"/>
+      <w:numFmt w:val="bullet"/>
+      <w:lvlText w:val=""/>
+      <w:lvlJc w:val="left"/>
+      <w:pPr>
+        <w:tabs>
+          <w:tab w:val="num" w:pos="6480"/>
+        </w:tabs>
+        <w:ind w:left="6480" w:hanging="360"/>
+      </w:pPr>
+      <w:rPr>
+        <w:rFonts w:ascii="Wingdings" w:hAnsi="Wingdings" w:hint="default"/>
+        <w:sz w:val="20"/>
+      </w:rPr>
+    </w:lvl>
+  </w:abstractNum>
+  <w:abstractNum w:abstractNumId="5" w15:restartNumberingAfterBreak="0">
     <w:nsid w:val="1F9972F6"/>
     <w:multiLevelType w:val="hybridMultilevel"/>
     <w:tmpl w:val="28D82966"/>
@@ -999,7 +3118,454 @@
       </w:rPr>
     </w:lvl>
   </w:abstractNum>
-  <w:abstractNum w:abstractNumId="2" w15:restartNumberingAfterBreak="0">
+  <w:abstractNum w:abstractNumId="6" w15:restartNumberingAfterBreak="0">
+    <w:nsid w:val="21877A60"/>
+    <w:multiLevelType w:val="multilevel"/>
+    <w:tmpl w:val="F12CB530"/>
+    <w:lvl w:ilvl="0">
+      <w:start w:val="1"/>
+      <w:numFmt w:val="bullet"/>
+      <w:lvlText w:val=""/>
+      <w:lvlJc w:val="left"/>
+      <w:pPr>
+        <w:tabs>
+          <w:tab w:val="num" w:pos="720"/>
+        </w:tabs>
+        <w:ind w:left="720" w:hanging="360"/>
+      </w:pPr>
+      <w:rPr>
+        <w:rFonts w:ascii="Symbol" w:hAnsi="Symbol" w:hint="default"/>
+        <w:sz w:val="20"/>
+      </w:rPr>
+    </w:lvl>
+    <w:lvl w:ilvl="1" w:tentative="1">
+      <w:start w:val="1"/>
+      <w:numFmt w:val="bullet"/>
+      <w:lvlText w:val="o"/>
+      <w:lvlJc w:val="left"/>
+      <w:pPr>
+        <w:tabs>
+          <w:tab w:val="num" w:pos="1440"/>
+        </w:tabs>
+        <w:ind w:left="1440" w:hanging="360"/>
+      </w:pPr>
+      <w:rPr>
+        <w:rFonts w:ascii="Courier New" w:hAnsi="Courier New" w:hint="default"/>
+        <w:sz w:val="20"/>
+      </w:rPr>
+    </w:lvl>
+    <w:lvl w:ilvl="2" w:tentative="1">
+      <w:start w:val="1"/>
+      <w:numFmt w:val="bullet"/>
+      <w:lvlText w:val=""/>
+      <w:lvlJc w:val="left"/>
+      <w:pPr>
+        <w:tabs>
+          <w:tab w:val="num" w:pos="2160"/>
+        </w:tabs>
+        <w:ind w:left="2160" w:hanging="360"/>
+      </w:pPr>
+      <w:rPr>
+        <w:rFonts w:ascii="Wingdings" w:hAnsi="Wingdings" w:hint="default"/>
+        <w:sz w:val="20"/>
+      </w:rPr>
+    </w:lvl>
+    <w:lvl w:ilvl="3" w:tentative="1">
+      <w:start w:val="1"/>
+      <w:numFmt w:val="bullet"/>
+      <w:lvlText w:val=""/>
+      <w:lvlJc w:val="left"/>
+      <w:pPr>
+        <w:tabs>
+          <w:tab w:val="num" w:pos="2880"/>
+        </w:tabs>
+        <w:ind w:left="2880" w:hanging="360"/>
+      </w:pPr>
+      <w:rPr>
+        <w:rFonts w:ascii="Wingdings" w:hAnsi="Wingdings" w:hint="default"/>
+        <w:sz w:val="20"/>
+      </w:rPr>
+    </w:lvl>
+    <w:lvl w:ilvl="4" w:tentative="1">
+      <w:start w:val="1"/>
+      <w:numFmt w:val="bullet"/>
+      <w:lvlText w:val=""/>
+      <w:lvlJc w:val="left"/>
+      <w:pPr>
+        <w:tabs>
+          <w:tab w:val="num" w:pos="3600"/>
+        </w:tabs>
+        <w:ind w:left="3600" w:hanging="360"/>
+      </w:pPr>
+      <w:rPr>
+        <w:rFonts w:ascii="Wingdings" w:hAnsi="Wingdings" w:hint="default"/>
+        <w:sz w:val="20"/>
+      </w:rPr>
+    </w:lvl>
+    <w:lvl w:ilvl="5" w:tentative="1">
+      <w:start w:val="1"/>
+      <w:numFmt w:val="bullet"/>
+      <w:lvlText w:val=""/>
+      <w:lvlJc w:val="left"/>
+      <w:pPr>
+        <w:tabs>
+          <w:tab w:val="num" w:pos="4320"/>
+        </w:tabs>
+        <w:ind w:left="4320" w:hanging="360"/>
+      </w:pPr>
+      <w:rPr>
+        <w:rFonts w:ascii="Wingdings" w:hAnsi="Wingdings" w:hint="default"/>
+        <w:sz w:val="20"/>
+      </w:rPr>
+    </w:lvl>
+    <w:lvl w:ilvl="6" w:tentative="1">
+      <w:start w:val="1"/>
+      <w:numFmt w:val="bullet"/>
+      <w:lvlText w:val=""/>
+      <w:lvlJc w:val="left"/>
+      <w:pPr>
+        <w:tabs>
+          <w:tab w:val="num" w:pos="5040"/>
+        </w:tabs>
+        <w:ind w:left="5040" w:hanging="360"/>
+      </w:pPr>
+      <w:rPr>
+        <w:rFonts w:ascii="Wingdings" w:hAnsi="Wingdings" w:hint="default"/>
+        <w:sz w:val="20"/>
+      </w:rPr>
+    </w:lvl>
+    <w:lvl w:ilvl="7" w:tentative="1">
+      <w:start w:val="1"/>
+      <w:numFmt w:val="bullet"/>
+      <w:lvlText w:val=""/>
+      <w:lvlJc w:val="left"/>
+      <w:pPr>
+        <w:tabs>
+          <w:tab w:val="num" w:pos="5760"/>
+        </w:tabs>
+        <w:ind w:left="5760" w:hanging="360"/>
+      </w:pPr>
+      <w:rPr>
+        <w:rFonts w:ascii="Wingdings" w:hAnsi="Wingdings" w:hint="default"/>
+        <w:sz w:val="20"/>
+      </w:rPr>
+    </w:lvl>
+    <w:lvl w:ilvl="8" w:tentative="1">
+      <w:start w:val="1"/>
+      <w:numFmt w:val="bullet"/>
+      <w:lvlText w:val=""/>
+      <w:lvlJc w:val="left"/>
+      <w:pPr>
+        <w:tabs>
+          <w:tab w:val="num" w:pos="6480"/>
+        </w:tabs>
+        <w:ind w:left="6480" w:hanging="360"/>
+      </w:pPr>
+      <w:rPr>
+        <w:rFonts w:ascii="Wingdings" w:hAnsi="Wingdings" w:hint="default"/>
+        <w:sz w:val="20"/>
+      </w:rPr>
+    </w:lvl>
+  </w:abstractNum>
+  <w:abstractNum w:abstractNumId="7" w15:restartNumberingAfterBreak="0">
+    <w:nsid w:val="2A7F1082"/>
+    <w:multiLevelType w:val="multilevel"/>
+    <w:tmpl w:val="F2A09474"/>
+    <w:lvl w:ilvl="0">
+      <w:start w:val="1"/>
+      <w:numFmt w:val="bullet"/>
+      <w:lvlText w:val=""/>
+      <w:lvlJc w:val="left"/>
+      <w:pPr>
+        <w:tabs>
+          <w:tab w:val="num" w:pos="720"/>
+        </w:tabs>
+        <w:ind w:left="720" w:hanging="360"/>
+      </w:pPr>
+      <w:rPr>
+        <w:rFonts w:ascii="Symbol" w:hAnsi="Symbol" w:hint="default"/>
+        <w:sz w:val="20"/>
+      </w:rPr>
+    </w:lvl>
+    <w:lvl w:ilvl="1" w:tentative="1">
+      <w:start w:val="1"/>
+      <w:numFmt w:val="bullet"/>
+      <w:lvlText w:val="o"/>
+      <w:lvlJc w:val="left"/>
+      <w:pPr>
+        <w:tabs>
+          <w:tab w:val="num" w:pos="1440"/>
+        </w:tabs>
+        <w:ind w:left="1440" w:hanging="360"/>
+      </w:pPr>
+      <w:rPr>
+        <w:rFonts w:ascii="Courier New" w:hAnsi="Courier New" w:hint="default"/>
+        <w:sz w:val="20"/>
+      </w:rPr>
+    </w:lvl>
+    <w:lvl w:ilvl="2" w:tentative="1">
+      <w:start w:val="1"/>
+      <w:numFmt w:val="bullet"/>
+      <w:lvlText w:val=""/>
+      <w:lvlJc w:val="left"/>
+      <w:pPr>
+        <w:tabs>
+          <w:tab w:val="num" w:pos="2160"/>
+        </w:tabs>
+        <w:ind w:left="2160" w:hanging="360"/>
+      </w:pPr>
+      <w:rPr>
+        <w:rFonts w:ascii="Wingdings" w:hAnsi="Wingdings" w:hint="default"/>
+        <w:sz w:val="20"/>
+      </w:rPr>
+    </w:lvl>
+    <w:lvl w:ilvl="3" w:tentative="1">
+      <w:start w:val="1"/>
+      <w:numFmt w:val="bullet"/>
+      <w:lvlText w:val=""/>
+      <w:lvlJc w:val="left"/>
+      <w:pPr>
+        <w:tabs>
+          <w:tab w:val="num" w:pos="2880"/>
+        </w:tabs>
+        <w:ind w:left="2880" w:hanging="360"/>
+      </w:pPr>
+      <w:rPr>
+        <w:rFonts w:ascii="Wingdings" w:hAnsi="Wingdings" w:hint="default"/>
+        <w:sz w:val="20"/>
+      </w:rPr>
+    </w:lvl>
+    <w:lvl w:ilvl="4" w:tentative="1">
+      <w:start w:val="1"/>
+      <w:numFmt w:val="bullet"/>
+      <w:lvlText w:val=""/>
+      <w:lvlJc w:val="left"/>
+      <w:pPr>
+        <w:tabs>
+          <w:tab w:val="num" w:pos="3600"/>
+        </w:tabs>
+        <w:ind w:left="3600" w:hanging="360"/>
+      </w:pPr>
+      <w:rPr>
+        <w:rFonts w:ascii="Wingdings" w:hAnsi="Wingdings" w:hint="default"/>
+        <w:sz w:val="20"/>
+      </w:rPr>
+    </w:lvl>
+    <w:lvl w:ilvl="5" w:tentative="1">
+      <w:start w:val="1"/>
+      <w:numFmt w:val="bullet"/>
+      <w:lvlText w:val=""/>
+      <w:lvlJc w:val="left"/>
+      <w:pPr>
+        <w:tabs>
+          <w:tab w:val="num" w:pos="4320"/>
+        </w:tabs>
+        <w:ind w:left="4320" w:hanging="360"/>
+      </w:pPr>
+      <w:rPr>
+        <w:rFonts w:ascii="Wingdings" w:hAnsi="Wingdings" w:hint="default"/>
+        <w:sz w:val="20"/>
+      </w:rPr>
+    </w:lvl>
+    <w:lvl w:ilvl="6" w:tentative="1">
+      <w:start w:val="1"/>
+      <w:numFmt w:val="bullet"/>
+      <w:lvlText w:val=""/>
+      <w:lvlJc w:val="left"/>
+      <w:pPr>
+        <w:tabs>
+          <w:tab w:val="num" w:pos="5040"/>
+        </w:tabs>
+        <w:ind w:left="5040" w:hanging="360"/>
+      </w:pPr>
+      <w:rPr>
+        <w:rFonts w:ascii="Wingdings" w:hAnsi="Wingdings" w:hint="default"/>
+        <w:sz w:val="20"/>
+      </w:rPr>
+    </w:lvl>
+    <w:lvl w:ilvl="7" w:tentative="1">
+      <w:start w:val="1"/>
+      <w:numFmt w:val="bullet"/>
+      <w:lvlText w:val=""/>
+      <w:lvlJc w:val="left"/>
+      <w:pPr>
+        <w:tabs>
+          <w:tab w:val="num" w:pos="5760"/>
+        </w:tabs>
+        <w:ind w:left="5760" w:hanging="360"/>
+      </w:pPr>
+      <w:rPr>
+        <w:rFonts w:ascii="Wingdings" w:hAnsi="Wingdings" w:hint="default"/>
+        <w:sz w:val="20"/>
+      </w:rPr>
+    </w:lvl>
+    <w:lvl w:ilvl="8" w:tentative="1">
+      <w:start w:val="1"/>
+      <w:numFmt w:val="bullet"/>
+      <w:lvlText w:val=""/>
+      <w:lvlJc w:val="left"/>
+      <w:pPr>
+        <w:tabs>
+          <w:tab w:val="num" w:pos="6480"/>
+        </w:tabs>
+        <w:ind w:left="6480" w:hanging="360"/>
+      </w:pPr>
+      <w:rPr>
+        <w:rFonts w:ascii="Wingdings" w:hAnsi="Wingdings" w:hint="default"/>
+        <w:sz w:val="20"/>
+      </w:rPr>
+    </w:lvl>
+  </w:abstractNum>
+  <w:abstractNum w:abstractNumId="8" w15:restartNumberingAfterBreak="0">
+    <w:nsid w:val="38BB2404"/>
+    <w:multiLevelType w:val="multilevel"/>
+    <w:tmpl w:val="B010E048"/>
+    <w:lvl w:ilvl="0">
+      <w:start w:val="1"/>
+      <w:numFmt w:val="bullet"/>
+      <w:lvlText w:val=""/>
+      <w:lvlJc w:val="left"/>
+      <w:pPr>
+        <w:tabs>
+          <w:tab w:val="num" w:pos="720"/>
+        </w:tabs>
+        <w:ind w:left="720" w:hanging="360"/>
+      </w:pPr>
+      <w:rPr>
+        <w:rFonts w:ascii="Symbol" w:hAnsi="Symbol" w:hint="default"/>
+        <w:sz w:val="20"/>
+      </w:rPr>
+    </w:lvl>
+    <w:lvl w:ilvl="1" w:tentative="1">
+      <w:start w:val="1"/>
+      <w:numFmt w:val="bullet"/>
+      <w:lvlText w:val="o"/>
+      <w:lvlJc w:val="left"/>
+      <w:pPr>
+        <w:tabs>
+          <w:tab w:val="num" w:pos="1440"/>
+        </w:tabs>
+        <w:ind w:left="1440" w:hanging="360"/>
+      </w:pPr>
+      <w:rPr>
+        <w:rFonts w:ascii="Courier New" w:hAnsi="Courier New" w:hint="default"/>
+        <w:sz w:val="20"/>
+      </w:rPr>
+    </w:lvl>
+    <w:lvl w:ilvl="2" w:tentative="1">
+      <w:start w:val="1"/>
+      <w:numFmt w:val="bullet"/>
+      <w:lvlText w:val=""/>
+      <w:lvlJc w:val="left"/>
+      <w:pPr>
+        <w:tabs>
+          <w:tab w:val="num" w:pos="2160"/>
+        </w:tabs>
+        <w:ind w:left="2160" w:hanging="360"/>
+      </w:pPr>
+      <w:rPr>
+        <w:rFonts w:ascii="Wingdings" w:hAnsi="Wingdings" w:hint="default"/>
+        <w:sz w:val="20"/>
+      </w:rPr>
+    </w:lvl>
+    <w:lvl w:ilvl="3" w:tentative="1">
+      <w:start w:val="1"/>
+      <w:numFmt w:val="bullet"/>
+      <w:lvlText w:val=""/>
+      <w:lvlJc w:val="left"/>
+      <w:pPr>
+        <w:tabs>
+          <w:tab w:val="num" w:pos="2880"/>
+        </w:tabs>
+        <w:ind w:left="2880" w:hanging="360"/>
+      </w:pPr>
+      <w:rPr>
+        <w:rFonts w:ascii="Wingdings" w:hAnsi="Wingdings" w:hint="default"/>
+        <w:sz w:val="20"/>
+      </w:rPr>
+    </w:lvl>
+    <w:lvl w:ilvl="4" w:tentative="1">
+      <w:start w:val="1"/>
+      <w:numFmt w:val="bullet"/>
+      <w:lvlText w:val=""/>
+      <w:lvlJc w:val="left"/>
+      <w:pPr>
+        <w:tabs>
+          <w:tab w:val="num" w:pos="3600"/>
+        </w:tabs>
+        <w:ind w:left="3600" w:hanging="360"/>
+      </w:pPr>
+      <w:rPr>
+        <w:rFonts w:ascii="Wingdings" w:hAnsi="Wingdings" w:hint="default"/>
+        <w:sz w:val="20"/>
+      </w:rPr>
+    </w:lvl>
+    <w:lvl w:ilvl="5" w:tentative="1">
+      <w:start w:val="1"/>
+      <w:numFmt w:val="bullet"/>
+      <w:lvlText w:val=""/>
+      <w:lvlJc w:val="left"/>
+      <w:pPr>
+        <w:tabs>
+          <w:tab w:val="num" w:pos="4320"/>
+        </w:tabs>
+        <w:ind w:left="4320" w:hanging="360"/>
+      </w:pPr>
+      <w:rPr>
+        <w:rFonts w:ascii="Wingdings" w:hAnsi="Wingdings" w:hint="default"/>
+        <w:sz w:val="20"/>
+      </w:rPr>
+    </w:lvl>
+    <w:lvl w:ilvl="6" w:tentative="1">
+      <w:start w:val="1"/>
+      <w:numFmt w:val="bullet"/>
+      <w:lvlText w:val=""/>
+      <w:lvlJc w:val="left"/>
+      <w:pPr>
+        <w:tabs>
+          <w:tab w:val="num" w:pos="5040"/>
+        </w:tabs>
+        <w:ind w:left="5040" w:hanging="360"/>
+      </w:pPr>
+      <w:rPr>
+        <w:rFonts w:ascii="Wingdings" w:hAnsi="Wingdings" w:hint="default"/>
+        <w:sz w:val="20"/>
+      </w:rPr>
+    </w:lvl>
+    <w:lvl w:ilvl="7" w:tentative="1">
+      <w:start w:val="1"/>
+      <w:numFmt w:val="bullet"/>
+      <w:lvlText w:val=""/>
+      <w:lvlJc w:val="left"/>
+      <w:pPr>
+        <w:tabs>
+          <w:tab w:val="num" w:pos="5760"/>
+        </w:tabs>
+        <w:ind w:left="5760" w:hanging="360"/>
+      </w:pPr>
+      <w:rPr>
+        <w:rFonts w:ascii="Wingdings" w:hAnsi="Wingdings" w:hint="default"/>
+        <w:sz w:val="20"/>
+      </w:rPr>
+    </w:lvl>
+    <w:lvl w:ilvl="8" w:tentative="1">
+      <w:start w:val="1"/>
+      <w:numFmt w:val="bullet"/>
+      <w:lvlText w:val=""/>
+      <w:lvlJc w:val="left"/>
+      <w:pPr>
+        <w:tabs>
+          <w:tab w:val="num" w:pos="6480"/>
+        </w:tabs>
+        <w:ind w:left="6480" w:hanging="360"/>
+      </w:pPr>
+      <w:rPr>
+        <w:rFonts w:ascii="Wingdings" w:hAnsi="Wingdings" w:hint="default"/>
+        <w:sz w:val="20"/>
+      </w:rPr>
+    </w:lvl>
+  </w:abstractNum>
+  <w:abstractNum w:abstractNumId="9" w15:restartNumberingAfterBreak="0">
     <w:nsid w:val="397D1DA4"/>
     <w:multiLevelType w:val="hybridMultilevel"/>
     <w:tmpl w:val="966C1FD2"/>
@@ -1112,7 +3678,7 @@
       </w:rPr>
     </w:lvl>
   </w:abstractNum>
-  <w:abstractNum w:abstractNumId="3" w15:restartNumberingAfterBreak="0">
+  <w:abstractNum w:abstractNumId="10" w15:restartNumberingAfterBreak="0">
     <w:nsid w:val="4195432B"/>
     <w:multiLevelType w:val="hybridMultilevel"/>
     <w:tmpl w:val="F0CE8F46"/>
@@ -1225,7 +3791,7 @@
       </w:rPr>
     </w:lvl>
   </w:abstractNum>
-  <w:abstractNum w:abstractNumId="4" w15:restartNumberingAfterBreak="0">
+  <w:abstractNum w:abstractNumId="11" w15:restartNumberingAfterBreak="0">
     <w:nsid w:val="456274C1"/>
     <w:multiLevelType w:val="hybridMultilevel"/>
     <w:tmpl w:val="3D3C832A"/>
@@ -1338,7 +3904,156 @@
       </w:rPr>
     </w:lvl>
   </w:abstractNum>
-  <w:abstractNum w:abstractNumId="5" w15:restartNumberingAfterBreak="0">
+  <w:abstractNum w:abstractNumId="12" w15:restartNumberingAfterBreak="0">
+    <w:nsid w:val="47246E6E"/>
+    <w:multiLevelType w:val="multilevel"/>
+    <w:tmpl w:val="84787438"/>
+    <w:lvl w:ilvl="0">
+      <w:start w:val="1"/>
+      <w:numFmt w:val="bullet"/>
+      <w:lvlText w:val=""/>
+      <w:lvlJc w:val="left"/>
+      <w:pPr>
+        <w:tabs>
+          <w:tab w:val="num" w:pos="720"/>
+        </w:tabs>
+        <w:ind w:left="720" w:hanging="360"/>
+      </w:pPr>
+      <w:rPr>
+        <w:rFonts w:ascii="Symbol" w:hAnsi="Symbol" w:hint="default"/>
+        <w:sz w:val="20"/>
+      </w:rPr>
+    </w:lvl>
+    <w:lvl w:ilvl="1" w:tentative="1">
+      <w:start w:val="1"/>
+      <w:numFmt w:val="bullet"/>
+      <w:lvlText w:val="o"/>
+      <w:lvlJc w:val="left"/>
+      <w:pPr>
+        <w:tabs>
+          <w:tab w:val="num" w:pos="1440"/>
+        </w:tabs>
+        <w:ind w:left="1440" w:hanging="360"/>
+      </w:pPr>
+      <w:rPr>
+        <w:rFonts w:ascii="Courier New" w:hAnsi="Courier New" w:hint="default"/>
+        <w:sz w:val="20"/>
+      </w:rPr>
+    </w:lvl>
+    <w:lvl w:ilvl="2" w:tentative="1">
+      <w:start w:val="1"/>
+      <w:numFmt w:val="bullet"/>
+      <w:lvlText w:val=""/>
+      <w:lvlJc w:val="left"/>
+      <w:pPr>
+        <w:tabs>
+          <w:tab w:val="num" w:pos="2160"/>
+        </w:tabs>
+        <w:ind w:left="2160" w:hanging="360"/>
+      </w:pPr>
+      <w:rPr>
+        <w:rFonts w:ascii="Wingdings" w:hAnsi="Wingdings" w:hint="default"/>
+        <w:sz w:val="20"/>
+      </w:rPr>
+    </w:lvl>
+    <w:lvl w:ilvl="3" w:tentative="1">
+      <w:start w:val="1"/>
+      <w:numFmt w:val="bullet"/>
+      <w:lvlText w:val=""/>
+      <w:lvlJc w:val="left"/>
+      <w:pPr>
+        <w:tabs>
+          <w:tab w:val="num" w:pos="2880"/>
+        </w:tabs>
+        <w:ind w:left="2880" w:hanging="360"/>
+      </w:pPr>
+      <w:rPr>
+        <w:rFonts w:ascii="Wingdings" w:hAnsi="Wingdings" w:hint="default"/>
+        <w:sz w:val="20"/>
+      </w:rPr>
+    </w:lvl>
+    <w:lvl w:ilvl="4" w:tentative="1">
+      <w:start w:val="1"/>
+      <w:numFmt w:val="bullet"/>
+      <w:lvlText w:val=""/>
+      <w:lvlJc w:val="left"/>
+      <w:pPr>
+        <w:tabs>
+          <w:tab w:val="num" w:pos="3600"/>
+        </w:tabs>
+        <w:ind w:left="3600" w:hanging="360"/>
+      </w:pPr>
+      <w:rPr>
+        <w:rFonts w:ascii="Wingdings" w:hAnsi="Wingdings" w:hint="default"/>
+        <w:sz w:val="20"/>
+      </w:rPr>
+    </w:lvl>
+    <w:lvl w:ilvl="5" w:tentative="1">
+      <w:start w:val="1"/>
+      <w:numFmt w:val="bullet"/>
+      <w:lvlText w:val=""/>
+      <w:lvlJc w:val="left"/>
+      <w:pPr>
+        <w:tabs>
+          <w:tab w:val="num" w:pos="4320"/>
+        </w:tabs>
+        <w:ind w:left="4320" w:hanging="360"/>
+      </w:pPr>
+      <w:rPr>
+        <w:rFonts w:ascii="Wingdings" w:hAnsi="Wingdings" w:hint="default"/>
+        <w:sz w:val="20"/>
+      </w:rPr>
+    </w:lvl>
+    <w:lvl w:ilvl="6" w:tentative="1">
+      <w:start w:val="1"/>
+      <w:numFmt w:val="bullet"/>
+      <w:lvlText w:val=""/>
+      <w:lvlJc w:val="left"/>
+      <w:pPr>
+        <w:tabs>
+          <w:tab w:val="num" w:pos="5040"/>
+        </w:tabs>
+        <w:ind w:left="5040" w:hanging="360"/>
+      </w:pPr>
+      <w:rPr>
+        <w:rFonts w:ascii="Wingdings" w:hAnsi="Wingdings" w:hint="default"/>
+        <w:sz w:val="20"/>
+      </w:rPr>
+    </w:lvl>
+    <w:lvl w:ilvl="7" w:tentative="1">
+      <w:start w:val="1"/>
+      <w:numFmt w:val="bullet"/>
+      <w:lvlText w:val=""/>
+      <w:lvlJc w:val="left"/>
+      <w:pPr>
+        <w:tabs>
+          <w:tab w:val="num" w:pos="5760"/>
+        </w:tabs>
+        <w:ind w:left="5760" w:hanging="360"/>
+      </w:pPr>
+      <w:rPr>
+        <w:rFonts w:ascii="Wingdings" w:hAnsi="Wingdings" w:hint="default"/>
+        <w:sz w:val="20"/>
+      </w:rPr>
+    </w:lvl>
+    <w:lvl w:ilvl="8" w:tentative="1">
+      <w:start w:val="1"/>
+      <w:numFmt w:val="bullet"/>
+      <w:lvlText w:val=""/>
+      <w:lvlJc w:val="left"/>
+      <w:pPr>
+        <w:tabs>
+          <w:tab w:val="num" w:pos="6480"/>
+        </w:tabs>
+        <w:ind w:left="6480" w:hanging="360"/>
+      </w:pPr>
+      <w:rPr>
+        <w:rFonts w:ascii="Wingdings" w:hAnsi="Wingdings" w:hint="default"/>
+        <w:sz w:val="20"/>
+      </w:rPr>
+    </w:lvl>
+  </w:abstractNum>
+  <w:abstractNum w:abstractNumId="13" w15:restartNumberingAfterBreak="0">
     <w:nsid w:val="478D3DB2"/>
     <w:multiLevelType w:val="hybridMultilevel"/>
     <w:tmpl w:val="AF54947A"/>
@@ -1452,7 +4167,305 @@
       </w:rPr>
     </w:lvl>
   </w:abstractNum>
-  <w:abstractNum w:abstractNumId="6" w15:restartNumberingAfterBreak="0">
+  <w:abstractNum w:abstractNumId="14" w15:restartNumberingAfterBreak="0">
+    <w:nsid w:val="4B136181"/>
+    <w:multiLevelType w:val="multilevel"/>
+    <w:tmpl w:val="9B8A68D0"/>
+    <w:lvl w:ilvl="0">
+      <w:start w:val="1"/>
+      <w:numFmt w:val="bullet"/>
+      <w:lvlText w:val=""/>
+      <w:lvlJc w:val="left"/>
+      <w:pPr>
+        <w:tabs>
+          <w:tab w:val="num" w:pos="720"/>
+        </w:tabs>
+        <w:ind w:left="720" w:hanging="360"/>
+      </w:pPr>
+      <w:rPr>
+        <w:rFonts w:ascii="Symbol" w:hAnsi="Symbol" w:hint="default"/>
+        <w:sz w:val="20"/>
+      </w:rPr>
+    </w:lvl>
+    <w:lvl w:ilvl="1" w:tentative="1">
+      <w:start w:val="1"/>
+      <w:numFmt w:val="bullet"/>
+      <w:lvlText w:val="o"/>
+      <w:lvlJc w:val="left"/>
+      <w:pPr>
+        <w:tabs>
+          <w:tab w:val="num" w:pos="1440"/>
+        </w:tabs>
+        <w:ind w:left="1440" w:hanging="360"/>
+      </w:pPr>
+      <w:rPr>
+        <w:rFonts w:ascii="Courier New" w:hAnsi="Courier New" w:hint="default"/>
+        <w:sz w:val="20"/>
+      </w:rPr>
+    </w:lvl>
+    <w:lvl w:ilvl="2" w:tentative="1">
+      <w:start w:val="1"/>
+      <w:numFmt w:val="bullet"/>
+      <w:lvlText w:val=""/>
+      <w:lvlJc w:val="left"/>
+      <w:pPr>
+        <w:tabs>
+          <w:tab w:val="num" w:pos="2160"/>
+        </w:tabs>
+        <w:ind w:left="2160" w:hanging="360"/>
+      </w:pPr>
+      <w:rPr>
+        <w:rFonts w:ascii="Wingdings" w:hAnsi="Wingdings" w:hint="default"/>
+        <w:sz w:val="20"/>
+      </w:rPr>
+    </w:lvl>
+    <w:lvl w:ilvl="3" w:tentative="1">
+      <w:start w:val="1"/>
+      <w:numFmt w:val="bullet"/>
+      <w:lvlText w:val=""/>
+      <w:lvlJc w:val="left"/>
+      <w:pPr>
+        <w:tabs>
+          <w:tab w:val="num" w:pos="2880"/>
+        </w:tabs>
+        <w:ind w:left="2880" w:hanging="360"/>
+      </w:pPr>
+      <w:rPr>
+        <w:rFonts w:ascii="Wingdings" w:hAnsi="Wingdings" w:hint="default"/>
+        <w:sz w:val="20"/>
+      </w:rPr>
+    </w:lvl>
+    <w:lvl w:ilvl="4" w:tentative="1">
+      <w:start w:val="1"/>
+      <w:numFmt w:val="bullet"/>
+      <w:lvlText w:val=""/>
+      <w:lvlJc w:val="left"/>
+      <w:pPr>
+        <w:tabs>
+          <w:tab w:val="num" w:pos="3600"/>
+        </w:tabs>
+        <w:ind w:left="3600" w:hanging="360"/>
+      </w:pPr>
+      <w:rPr>
+        <w:rFonts w:ascii="Wingdings" w:hAnsi="Wingdings" w:hint="default"/>
+        <w:sz w:val="20"/>
+      </w:rPr>
+    </w:lvl>
+    <w:lvl w:ilvl="5" w:tentative="1">
+      <w:start w:val="1"/>
+      <w:numFmt w:val="bullet"/>
+      <w:lvlText w:val=""/>
+      <w:lvlJc w:val="left"/>
+      <w:pPr>
+        <w:tabs>
+          <w:tab w:val="num" w:pos="4320"/>
+        </w:tabs>
+        <w:ind w:left="4320" w:hanging="360"/>
+      </w:pPr>
+      <w:rPr>
+        <w:rFonts w:ascii="Wingdings" w:hAnsi="Wingdings" w:hint="default"/>
+        <w:sz w:val="20"/>
+      </w:rPr>
+    </w:lvl>
+    <w:lvl w:ilvl="6" w:tentative="1">
+      <w:start w:val="1"/>
+      <w:numFmt w:val="bullet"/>
+      <w:lvlText w:val=""/>
+      <w:lvlJc w:val="left"/>
+      <w:pPr>
+        <w:tabs>
+          <w:tab w:val="num" w:pos="5040"/>
+        </w:tabs>
+        <w:ind w:left="5040" w:hanging="360"/>
+      </w:pPr>
+      <w:rPr>
+        <w:rFonts w:ascii="Wingdings" w:hAnsi="Wingdings" w:hint="default"/>
+        <w:sz w:val="20"/>
+      </w:rPr>
+    </w:lvl>
+    <w:lvl w:ilvl="7" w:tentative="1">
+      <w:start w:val="1"/>
+      <w:numFmt w:val="bullet"/>
+      <w:lvlText w:val=""/>
+      <w:lvlJc w:val="left"/>
+      <w:pPr>
+        <w:tabs>
+          <w:tab w:val="num" w:pos="5760"/>
+        </w:tabs>
+        <w:ind w:left="5760" w:hanging="360"/>
+      </w:pPr>
+      <w:rPr>
+        <w:rFonts w:ascii="Wingdings" w:hAnsi="Wingdings" w:hint="default"/>
+        <w:sz w:val="20"/>
+      </w:rPr>
+    </w:lvl>
+    <w:lvl w:ilvl="8" w:tentative="1">
+      <w:start w:val="1"/>
+      <w:numFmt w:val="bullet"/>
+      <w:lvlText w:val=""/>
+      <w:lvlJc w:val="left"/>
+      <w:pPr>
+        <w:tabs>
+          <w:tab w:val="num" w:pos="6480"/>
+        </w:tabs>
+        <w:ind w:left="6480" w:hanging="360"/>
+      </w:pPr>
+      <w:rPr>
+        <w:rFonts w:ascii="Wingdings" w:hAnsi="Wingdings" w:hint="default"/>
+        <w:sz w:val="20"/>
+      </w:rPr>
+    </w:lvl>
+  </w:abstractNum>
+  <w:abstractNum w:abstractNumId="15" w15:restartNumberingAfterBreak="0">
+    <w:nsid w:val="4E6A01BA"/>
+    <w:multiLevelType w:val="multilevel"/>
+    <w:tmpl w:val="EB76D176"/>
+    <w:lvl w:ilvl="0">
+      <w:start w:val="1"/>
+      <w:numFmt w:val="bullet"/>
+      <w:lvlText w:val=""/>
+      <w:lvlJc w:val="left"/>
+      <w:pPr>
+        <w:tabs>
+          <w:tab w:val="num" w:pos="720"/>
+        </w:tabs>
+        <w:ind w:left="720" w:hanging="360"/>
+      </w:pPr>
+      <w:rPr>
+        <w:rFonts w:ascii="Symbol" w:hAnsi="Symbol" w:hint="default"/>
+        <w:sz w:val="20"/>
+      </w:rPr>
+    </w:lvl>
+    <w:lvl w:ilvl="1" w:tentative="1">
+      <w:start w:val="1"/>
+      <w:numFmt w:val="bullet"/>
+      <w:lvlText w:val="o"/>
+      <w:lvlJc w:val="left"/>
+      <w:pPr>
+        <w:tabs>
+          <w:tab w:val="num" w:pos="1440"/>
+        </w:tabs>
+        <w:ind w:left="1440" w:hanging="360"/>
+      </w:pPr>
+      <w:rPr>
+        <w:rFonts w:ascii="Courier New" w:hAnsi="Courier New" w:hint="default"/>
+        <w:sz w:val="20"/>
+      </w:rPr>
+    </w:lvl>
+    <w:lvl w:ilvl="2" w:tentative="1">
+      <w:start w:val="1"/>
+      <w:numFmt w:val="bullet"/>
+      <w:lvlText w:val=""/>
+      <w:lvlJc w:val="left"/>
+      <w:pPr>
+        <w:tabs>
+          <w:tab w:val="num" w:pos="2160"/>
+        </w:tabs>
+        <w:ind w:left="2160" w:hanging="360"/>
+      </w:pPr>
+      <w:rPr>
+        <w:rFonts w:ascii="Wingdings" w:hAnsi="Wingdings" w:hint="default"/>
+        <w:sz w:val="20"/>
+      </w:rPr>
+    </w:lvl>
+    <w:lvl w:ilvl="3" w:tentative="1">
+      <w:start w:val="1"/>
+      <w:numFmt w:val="bullet"/>
+      <w:lvlText w:val=""/>
+      <w:lvlJc w:val="left"/>
+      <w:pPr>
+        <w:tabs>
+          <w:tab w:val="num" w:pos="2880"/>
+        </w:tabs>
+        <w:ind w:left="2880" w:hanging="360"/>
+      </w:pPr>
+      <w:rPr>
+        <w:rFonts w:ascii="Wingdings" w:hAnsi="Wingdings" w:hint="default"/>
+        <w:sz w:val="20"/>
+      </w:rPr>
+    </w:lvl>
+    <w:lvl w:ilvl="4" w:tentative="1">
+      <w:start w:val="1"/>
+      <w:numFmt w:val="bullet"/>
+      <w:lvlText w:val=""/>
+      <w:lvlJc w:val="left"/>
+      <w:pPr>
+        <w:tabs>
+          <w:tab w:val="num" w:pos="3600"/>
+        </w:tabs>
+        <w:ind w:left="3600" w:hanging="360"/>
+      </w:pPr>
+      <w:rPr>
+        <w:rFonts w:ascii="Wingdings" w:hAnsi="Wingdings" w:hint="default"/>
+        <w:sz w:val="20"/>
+      </w:rPr>
+    </w:lvl>
+    <w:lvl w:ilvl="5" w:tentative="1">
+      <w:start w:val="1"/>
+      <w:numFmt w:val="bullet"/>
+      <w:lvlText w:val=""/>
+      <w:lvlJc w:val="left"/>
+      <w:pPr>
+        <w:tabs>
+          <w:tab w:val="num" w:pos="4320"/>
+        </w:tabs>
+        <w:ind w:left="4320" w:hanging="360"/>
+      </w:pPr>
+      <w:rPr>
+        <w:rFonts w:ascii="Wingdings" w:hAnsi="Wingdings" w:hint="default"/>
+        <w:sz w:val="20"/>
+      </w:rPr>
+    </w:lvl>
+    <w:lvl w:ilvl="6" w:tentative="1">
+      <w:start w:val="1"/>
+      <w:numFmt w:val="bullet"/>
+      <w:lvlText w:val=""/>
+      <w:lvlJc w:val="left"/>
+      <w:pPr>
+        <w:tabs>
+          <w:tab w:val="num" w:pos="5040"/>
+        </w:tabs>
+        <w:ind w:left="5040" w:hanging="360"/>
+      </w:pPr>
+      <w:rPr>
+        <w:rFonts w:ascii="Wingdings" w:hAnsi="Wingdings" w:hint="default"/>
+        <w:sz w:val="20"/>
+      </w:rPr>
+    </w:lvl>
+    <w:lvl w:ilvl="7" w:tentative="1">
+      <w:start w:val="1"/>
+      <w:numFmt w:val="bullet"/>
+      <w:lvlText w:val=""/>
+      <w:lvlJc w:val="left"/>
+      <w:pPr>
+        <w:tabs>
+          <w:tab w:val="num" w:pos="5760"/>
+        </w:tabs>
+        <w:ind w:left="5760" w:hanging="360"/>
+      </w:pPr>
+      <w:rPr>
+        <w:rFonts w:ascii="Wingdings" w:hAnsi="Wingdings" w:hint="default"/>
+        <w:sz w:val="20"/>
+      </w:rPr>
+    </w:lvl>
+    <w:lvl w:ilvl="8" w:tentative="1">
+      <w:start w:val="1"/>
+      <w:numFmt w:val="bullet"/>
+      <w:lvlText w:val=""/>
+      <w:lvlJc w:val="left"/>
+      <w:pPr>
+        <w:tabs>
+          <w:tab w:val="num" w:pos="6480"/>
+        </w:tabs>
+        <w:ind w:left="6480" w:hanging="360"/>
+      </w:pPr>
+      <w:rPr>
+        <w:rFonts w:ascii="Wingdings" w:hAnsi="Wingdings" w:hint="default"/>
+        <w:sz w:val="20"/>
+      </w:rPr>
+    </w:lvl>
+  </w:abstractNum>
+  <w:abstractNum w:abstractNumId="16" w15:restartNumberingAfterBreak="0">
     <w:nsid w:val="56135803"/>
     <w:multiLevelType w:val="hybridMultilevel"/>
     <w:tmpl w:val="47CE3D14"/>
@@ -1538,7 +4551,7 @@
       </w:pPr>
     </w:lvl>
   </w:abstractNum>
-  <w:abstractNum w:abstractNumId="7" w15:restartNumberingAfterBreak="0">
+  <w:abstractNum w:abstractNumId="17" w15:restartNumberingAfterBreak="0">
     <w:nsid w:val="5B144735"/>
     <w:multiLevelType w:val="hybridMultilevel"/>
     <w:tmpl w:val="17E64FDC"/>
@@ -1651,7 +4664,454 @@
       </w:rPr>
     </w:lvl>
   </w:abstractNum>
-  <w:abstractNum w:abstractNumId="8" w15:restartNumberingAfterBreak="0">
+  <w:abstractNum w:abstractNumId="18" w15:restartNumberingAfterBreak="0">
+    <w:nsid w:val="60670DAA"/>
+    <w:multiLevelType w:val="multilevel"/>
+    <w:tmpl w:val="B3007FC4"/>
+    <w:lvl w:ilvl="0">
+      <w:start w:val="1"/>
+      <w:numFmt w:val="bullet"/>
+      <w:lvlText w:val=""/>
+      <w:lvlJc w:val="left"/>
+      <w:pPr>
+        <w:tabs>
+          <w:tab w:val="num" w:pos="720"/>
+        </w:tabs>
+        <w:ind w:left="720" w:hanging="360"/>
+      </w:pPr>
+      <w:rPr>
+        <w:rFonts w:ascii="Symbol" w:hAnsi="Symbol" w:hint="default"/>
+        <w:sz w:val="20"/>
+      </w:rPr>
+    </w:lvl>
+    <w:lvl w:ilvl="1" w:tentative="1">
+      <w:start w:val="1"/>
+      <w:numFmt w:val="bullet"/>
+      <w:lvlText w:val="o"/>
+      <w:lvlJc w:val="left"/>
+      <w:pPr>
+        <w:tabs>
+          <w:tab w:val="num" w:pos="1440"/>
+        </w:tabs>
+        <w:ind w:left="1440" w:hanging="360"/>
+      </w:pPr>
+      <w:rPr>
+        <w:rFonts w:ascii="Courier New" w:hAnsi="Courier New" w:hint="default"/>
+        <w:sz w:val="20"/>
+      </w:rPr>
+    </w:lvl>
+    <w:lvl w:ilvl="2" w:tentative="1">
+      <w:start w:val="1"/>
+      <w:numFmt w:val="bullet"/>
+      <w:lvlText w:val=""/>
+      <w:lvlJc w:val="left"/>
+      <w:pPr>
+        <w:tabs>
+          <w:tab w:val="num" w:pos="2160"/>
+        </w:tabs>
+        <w:ind w:left="2160" w:hanging="360"/>
+      </w:pPr>
+      <w:rPr>
+        <w:rFonts w:ascii="Wingdings" w:hAnsi="Wingdings" w:hint="default"/>
+        <w:sz w:val="20"/>
+      </w:rPr>
+    </w:lvl>
+    <w:lvl w:ilvl="3" w:tentative="1">
+      <w:start w:val="1"/>
+      <w:numFmt w:val="bullet"/>
+      <w:lvlText w:val=""/>
+      <w:lvlJc w:val="left"/>
+      <w:pPr>
+        <w:tabs>
+          <w:tab w:val="num" w:pos="2880"/>
+        </w:tabs>
+        <w:ind w:left="2880" w:hanging="360"/>
+      </w:pPr>
+      <w:rPr>
+        <w:rFonts w:ascii="Wingdings" w:hAnsi="Wingdings" w:hint="default"/>
+        <w:sz w:val="20"/>
+      </w:rPr>
+    </w:lvl>
+    <w:lvl w:ilvl="4" w:tentative="1">
+      <w:start w:val="1"/>
+      <w:numFmt w:val="bullet"/>
+      <w:lvlText w:val=""/>
+      <w:lvlJc w:val="left"/>
+      <w:pPr>
+        <w:tabs>
+          <w:tab w:val="num" w:pos="3600"/>
+        </w:tabs>
+        <w:ind w:left="3600" w:hanging="360"/>
+      </w:pPr>
+      <w:rPr>
+        <w:rFonts w:ascii="Wingdings" w:hAnsi="Wingdings" w:hint="default"/>
+        <w:sz w:val="20"/>
+      </w:rPr>
+    </w:lvl>
+    <w:lvl w:ilvl="5" w:tentative="1">
+      <w:start w:val="1"/>
+      <w:numFmt w:val="bullet"/>
+      <w:lvlText w:val=""/>
+      <w:lvlJc w:val="left"/>
+      <w:pPr>
+        <w:tabs>
+          <w:tab w:val="num" w:pos="4320"/>
+        </w:tabs>
+        <w:ind w:left="4320" w:hanging="360"/>
+      </w:pPr>
+      <w:rPr>
+        <w:rFonts w:ascii="Wingdings" w:hAnsi="Wingdings" w:hint="default"/>
+        <w:sz w:val="20"/>
+      </w:rPr>
+    </w:lvl>
+    <w:lvl w:ilvl="6" w:tentative="1">
+      <w:start w:val="1"/>
+      <w:numFmt w:val="bullet"/>
+      <w:lvlText w:val=""/>
+      <w:lvlJc w:val="left"/>
+      <w:pPr>
+        <w:tabs>
+          <w:tab w:val="num" w:pos="5040"/>
+        </w:tabs>
+        <w:ind w:left="5040" w:hanging="360"/>
+      </w:pPr>
+      <w:rPr>
+        <w:rFonts w:ascii="Wingdings" w:hAnsi="Wingdings" w:hint="default"/>
+        <w:sz w:val="20"/>
+      </w:rPr>
+    </w:lvl>
+    <w:lvl w:ilvl="7" w:tentative="1">
+      <w:start w:val="1"/>
+      <w:numFmt w:val="bullet"/>
+      <w:lvlText w:val=""/>
+      <w:lvlJc w:val="left"/>
+      <w:pPr>
+        <w:tabs>
+          <w:tab w:val="num" w:pos="5760"/>
+        </w:tabs>
+        <w:ind w:left="5760" w:hanging="360"/>
+      </w:pPr>
+      <w:rPr>
+        <w:rFonts w:ascii="Wingdings" w:hAnsi="Wingdings" w:hint="default"/>
+        <w:sz w:val="20"/>
+      </w:rPr>
+    </w:lvl>
+    <w:lvl w:ilvl="8" w:tentative="1">
+      <w:start w:val="1"/>
+      <w:numFmt w:val="bullet"/>
+      <w:lvlText w:val=""/>
+      <w:lvlJc w:val="left"/>
+      <w:pPr>
+        <w:tabs>
+          <w:tab w:val="num" w:pos="6480"/>
+        </w:tabs>
+        <w:ind w:left="6480" w:hanging="360"/>
+      </w:pPr>
+      <w:rPr>
+        <w:rFonts w:ascii="Wingdings" w:hAnsi="Wingdings" w:hint="default"/>
+        <w:sz w:val="20"/>
+      </w:rPr>
+    </w:lvl>
+  </w:abstractNum>
+  <w:abstractNum w:abstractNumId="19" w15:restartNumberingAfterBreak="0">
+    <w:nsid w:val="6FEE4E1B"/>
+    <w:multiLevelType w:val="multilevel"/>
+    <w:tmpl w:val="531604EC"/>
+    <w:lvl w:ilvl="0">
+      <w:start w:val="1"/>
+      <w:numFmt w:val="bullet"/>
+      <w:lvlText w:val=""/>
+      <w:lvlJc w:val="left"/>
+      <w:pPr>
+        <w:tabs>
+          <w:tab w:val="num" w:pos="720"/>
+        </w:tabs>
+        <w:ind w:left="720" w:hanging="360"/>
+      </w:pPr>
+      <w:rPr>
+        <w:rFonts w:ascii="Symbol" w:hAnsi="Symbol" w:hint="default"/>
+        <w:sz w:val="20"/>
+      </w:rPr>
+    </w:lvl>
+    <w:lvl w:ilvl="1" w:tentative="1">
+      <w:start w:val="1"/>
+      <w:numFmt w:val="bullet"/>
+      <w:lvlText w:val="o"/>
+      <w:lvlJc w:val="left"/>
+      <w:pPr>
+        <w:tabs>
+          <w:tab w:val="num" w:pos="1440"/>
+        </w:tabs>
+        <w:ind w:left="1440" w:hanging="360"/>
+      </w:pPr>
+      <w:rPr>
+        <w:rFonts w:ascii="Courier New" w:hAnsi="Courier New" w:hint="default"/>
+        <w:sz w:val="20"/>
+      </w:rPr>
+    </w:lvl>
+    <w:lvl w:ilvl="2" w:tentative="1">
+      <w:start w:val="1"/>
+      <w:numFmt w:val="bullet"/>
+      <w:lvlText w:val=""/>
+      <w:lvlJc w:val="left"/>
+      <w:pPr>
+        <w:tabs>
+          <w:tab w:val="num" w:pos="2160"/>
+        </w:tabs>
+        <w:ind w:left="2160" w:hanging="360"/>
+      </w:pPr>
+      <w:rPr>
+        <w:rFonts w:ascii="Wingdings" w:hAnsi="Wingdings" w:hint="default"/>
+        <w:sz w:val="20"/>
+      </w:rPr>
+    </w:lvl>
+    <w:lvl w:ilvl="3" w:tentative="1">
+      <w:start w:val="1"/>
+      <w:numFmt w:val="bullet"/>
+      <w:lvlText w:val=""/>
+      <w:lvlJc w:val="left"/>
+      <w:pPr>
+        <w:tabs>
+          <w:tab w:val="num" w:pos="2880"/>
+        </w:tabs>
+        <w:ind w:left="2880" w:hanging="360"/>
+      </w:pPr>
+      <w:rPr>
+        <w:rFonts w:ascii="Wingdings" w:hAnsi="Wingdings" w:hint="default"/>
+        <w:sz w:val="20"/>
+      </w:rPr>
+    </w:lvl>
+    <w:lvl w:ilvl="4" w:tentative="1">
+      <w:start w:val="1"/>
+      <w:numFmt w:val="bullet"/>
+      <w:lvlText w:val=""/>
+      <w:lvlJc w:val="left"/>
+      <w:pPr>
+        <w:tabs>
+          <w:tab w:val="num" w:pos="3600"/>
+        </w:tabs>
+        <w:ind w:left="3600" w:hanging="360"/>
+      </w:pPr>
+      <w:rPr>
+        <w:rFonts w:ascii="Wingdings" w:hAnsi="Wingdings" w:hint="default"/>
+        <w:sz w:val="20"/>
+      </w:rPr>
+    </w:lvl>
+    <w:lvl w:ilvl="5" w:tentative="1">
+      <w:start w:val="1"/>
+      <w:numFmt w:val="bullet"/>
+      <w:lvlText w:val=""/>
+      <w:lvlJc w:val="left"/>
+      <w:pPr>
+        <w:tabs>
+          <w:tab w:val="num" w:pos="4320"/>
+        </w:tabs>
+        <w:ind w:left="4320" w:hanging="360"/>
+      </w:pPr>
+      <w:rPr>
+        <w:rFonts w:ascii="Wingdings" w:hAnsi="Wingdings" w:hint="default"/>
+        <w:sz w:val="20"/>
+      </w:rPr>
+    </w:lvl>
+    <w:lvl w:ilvl="6" w:tentative="1">
+      <w:start w:val="1"/>
+      <w:numFmt w:val="bullet"/>
+      <w:lvlText w:val=""/>
+      <w:lvlJc w:val="left"/>
+      <w:pPr>
+        <w:tabs>
+          <w:tab w:val="num" w:pos="5040"/>
+        </w:tabs>
+        <w:ind w:left="5040" w:hanging="360"/>
+      </w:pPr>
+      <w:rPr>
+        <w:rFonts w:ascii="Wingdings" w:hAnsi="Wingdings" w:hint="default"/>
+        <w:sz w:val="20"/>
+      </w:rPr>
+    </w:lvl>
+    <w:lvl w:ilvl="7" w:tentative="1">
+      <w:start w:val="1"/>
+      <w:numFmt w:val="bullet"/>
+      <w:lvlText w:val=""/>
+      <w:lvlJc w:val="left"/>
+      <w:pPr>
+        <w:tabs>
+          <w:tab w:val="num" w:pos="5760"/>
+        </w:tabs>
+        <w:ind w:left="5760" w:hanging="360"/>
+      </w:pPr>
+      <w:rPr>
+        <w:rFonts w:ascii="Wingdings" w:hAnsi="Wingdings" w:hint="default"/>
+        <w:sz w:val="20"/>
+      </w:rPr>
+    </w:lvl>
+    <w:lvl w:ilvl="8" w:tentative="1">
+      <w:start w:val="1"/>
+      <w:numFmt w:val="bullet"/>
+      <w:lvlText w:val=""/>
+      <w:lvlJc w:val="left"/>
+      <w:pPr>
+        <w:tabs>
+          <w:tab w:val="num" w:pos="6480"/>
+        </w:tabs>
+        <w:ind w:left="6480" w:hanging="360"/>
+      </w:pPr>
+      <w:rPr>
+        <w:rFonts w:ascii="Wingdings" w:hAnsi="Wingdings" w:hint="default"/>
+        <w:sz w:val="20"/>
+      </w:rPr>
+    </w:lvl>
+  </w:abstractNum>
+  <w:abstractNum w:abstractNumId="20" w15:restartNumberingAfterBreak="0">
+    <w:nsid w:val="7C267F69"/>
+    <w:multiLevelType w:val="multilevel"/>
+    <w:tmpl w:val="71181422"/>
+    <w:lvl w:ilvl="0">
+      <w:start w:val="1"/>
+      <w:numFmt w:val="bullet"/>
+      <w:lvlText w:val=""/>
+      <w:lvlJc w:val="left"/>
+      <w:pPr>
+        <w:tabs>
+          <w:tab w:val="num" w:pos="720"/>
+        </w:tabs>
+        <w:ind w:left="720" w:hanging="360"/>
+      </w:pPr>
+      <w:rPr>
+        <w:rFonts w:ascii="Symbol" w:hAnsi="Symbol" w:hint="default"/>
+        <w:sz w:val="20"/>
+      </w:rPr>
+    </w:lvl>
+    <w:lvl w:ilvl="1" w:tentative="1">
+      <w:start w:val="1"/>
+      <w:numFmt w:val="bullet"/>
+      <w:lvlText w:val="o"/>
+      <w:lvlJc w:val="left"/>
+      <w:pPr>
+        <w:tabs>
+          <w:tab w:val="num" w:pos="1440"/>
+        </w:tabs>
+        <w:ind w:left="1440" w:hanging="360"/>
+      </w:pPr>
+      <w:rPr>
+        <w:rFonts w:ascii="Courier New" w:hAnsi="Courier New" w:hint="default"/>
+        <w:sz w:val="20"/>
+      </w:rPr>
+    </w:lvl>
+    <w:lvl w:ilvl="2" w:tentative="1">
+      <w:start w:val="1"/>
+      <w:numFmt w:val="bullet"/>
+      <w:lvlText w:val=""/>
+      <w:lvlJc w:val="left"/>
+      <w:pPr>
+        <w:tabs>
+          <w:tab w:val="num" w:pos="2160"/>
+        </w:tabs>
+        <w:ind w:left="2160" w:hanging="360"/>
+      </w:pPr>
+      <w:rPr>
+        <w:rFonts w:ascii="Wingdings" w:hAnsi="Wingdings" w:hint="default"/>
+        <w:sz w:val="20"/>
+      </w:rPr>
+    </w:lvl>
+    <w:lvl w:ilvl="3" w:tentative="1">
+      <w:start w:val="1"/>
+      <w:numFmt w:val="bullet"/>
+      <w:lvlText w:val=""/>
+      <w:lvlJc w:val="left"/>
+      <w:pPr>
+        <w:tabs>
+          <w:tab w:val="num" w:pos="2880"/>
+        </w:tabs>
+        <w:ind w:left="2880" w:hanging="360"/>
+      </w:pPr>
+      <w:rPr>
+        <w:rFonts w:ascii="Wingdings" w:hAnsi="Wingdings" w:hint="default"/>
+        <w:sz w:val="20"/>
+      </w:rPr>
+    </w:lvl>
+    <w:lvl w:ilvl="4" w:tentative="1">
+      <w:start w:val="1"/>
+      <w:numFmt w:val="bullet"/>
+      <w:lvlText w:val=""/>
+      <w:lvlJc w:val="left"/>
+      <w:pPr>
+        <w:tabs>
+          <w:tab w:val="num" w:pos="3600"/>
+        </w:tabs>
+        <w:ind w:left="3600" w:hanging="360"/>
+      </w:pPr>
+      <w:rPr>
+        <w:rFonts w:ascii="Wingdings" w:hAnsi="Wingdings" w:hint="default"/>
+        <w:sz w:val="20"/>
+      </w:rPr>
+    </w:lvl>
+    <w:lvl w:ilvl="5" w:tentative="1">
+      <w:start w:val="1"/>
+      <w:numFmt w:val="bullet"/>
+      <w:lvlText w:val=""/>
+      <w:lvlJc w:val="left"/>
+      <w:pPr>
+        <w:tabs>
+          <w:tab w:val="num" w:pos="4320"/>
+        </w:tabs>
+        <w:ind w:left="4320" w:hanging="360"/>
+      </w:pPr>
+      <w:rPr>
+        <w:rFonts w:ascii="Wingdings" w:hAnsi="Wingdings" w:hint="default"/>
+        <w:sz w:val="20"/>
+      </w:rPr>
+    </w:lvl>
+    <w:lvl w:ilvl="6" w:tentative="1">
+      <w:start w:val="1"/>
+      <w:numFmt w:val="bullet"/>
+      <w:lvlText w:val=""/>
+      <w:lvlJc w:val="left"/>
+      <w:pPr>
+        <w:tabs>
+          <w:tab w:val="num" w:pos="5040"/>
+        </w:tabs>
+        <w:ind w:left="5040" w:hanging="360"/>
+      </w:pPr>
+      <w:rPr>
+        <w:rFonts w:ascii="Wingdings" w:hAnsi="Wingdings" w:hint="default"/>
+        <w:sz w:val="20"/>
+      </w:rPr>
+    </w:lvl>
+    <w:lvl w:ilvl="7" w:tentative="1">
+      <w:start w:val="1"/>
+      <w:numFmt w:val="bullet"/>
+      <w:lvlText w:val=""/>
+      <w:lvlJc w:val="left"/>
+      <w:pPr>
+        <w:tabs>
+          <w:tab w:val="num" w:pos="5760"/>
+        </w:tabs>
+        <w:ind w:left="5760" w:hanging="360"/>
+      </w:pPr>
+      <w:rPr>
+        <w:rFonts w:ascii="Wingdings" w:hAnsi="Wingdings" w:hint="default"/>
+        <w:sz w:val="20"/>
+      </w:rPr>
+    </w:lvl>
+    <w:lvl w:ilvl="8" w:tentative="1">
+      <w:start w:val="1"/>
+      <w:numFmt w:val="bullet"/>
+      <w:lvlText w:val=""/>
+      <w:lvlJc w:val="left"/>
+      <w:pPr>
+        <w:tabs>
+          <w:tab w:val="num" w:pos="6480"/>
+        </w:tabs>
+        <w:ind w:left="6480" w:hanging="360"/>
+      </w:pPr>
+      <w:rPr>
+        <w:rFonts w:ascii="Wingdings" w:hAnsi="Wingdings" w:hint="default"/>
+        <w:sz w:val="20"/>
+      </w:rPr>
+    </w:lvl>
+  </w:abstractNum>
+  <w:abstractNum w:abstractNumId="21" w15:restartNumberingAfterBreak="0">
     <w:nsid w:val="7CA81243"/>
     <w:multiLevelType w:val="hybridMultilevel"/>
     <w:tmpl w:val="64AEBC2C"/>
@@ -1766,31 +5226,70 @@
     </w:lvl>
   </w:abstractNum>
   <w:num w:numId="1">
+    <w:abstractNumId w:val="9"/>
+  </w:num>
+  <w:num w:numId="2">
+    <w:abstractNumId w:val="17"/>
+  </w:num>
+  <w:num w:numId="3">
+    <w:abstractNumId w:val="3"/>
+  </w:num>
+  <w:num w:numId="4">
+    <w:abstractNumId w:val="10"/>
+  </w:num>
+  <w:num w:numId="5">
+    <w:abstractNumId w:val="13"/>
+  </w:num>
+  <w:num w:numId="6">
+    <w:abstractNumId w:val="11"/>
+  </w:num>
+  <w:num w:numId="7">
+    <w:abstractNumId w:val="5"/>
+  </w:num>
+  <w:num w:numId="8">
+    <w:abstractNumId w:val="21"/>
+  </w:num>
+  <w:num w:numId="9">
+    <w:abstractNumId w:val="16"/>
+  </w:num>
+  <w:num w:numId="10">
+    <w:abstractNumId w:val="14"/>
+  </w:num>
+  <w:num w:numId="11">
+    <w:abstractNumId w:val="8"/>
+  </w:num>
+  <w:num w:numId="12">
+    <w:abstractNumId w:val="18"/>
+  </w:num>
+  <w:num w:numId="13">
+    <w:abstractNumId w:val="20"/>
+  </w:num>
+  <w:num w:numId="14">
+    <w:abstractNumId w:val="19"/>
+  </w:num>
+  <w:num w:numId="15">
     <w:abstractNumId w:val="2"/>
   </w:num>
-  <w:num w:numId="2">
+  <w:num w:numId="16">
+    <w:abstractNumId w:val="4"/>
+  </w:num>
+  <w:num w:numId="17">
+    <w:abstractNumId w:val="6"/>
+  </w:num>
+  <w:num w:numId="18">
+    <w:abstractNumId w:val="12"/>
+  </w:num>
+  <w:num w:numId="19">
+    <w:abstractNumId w:val="0"/>
+  </w:num>
+  <w:num w:numId="20">
+    <w:abstractNumId w:val="15"/>
+  </w:num>
+  <w:num w:numId="21">
     <w:abstractNumId w:val="7"/>
   </w:num>
-  <w:num w:numId="3">
-    <w:abstractNumId w:val="0"/>
-  </w:num>
-  <w:num w:numId="4">
-    <w:abstractNumId w:val="3"/>
-  </w:num>
-  <w:num w:numId="5">
-    <w:abstractNumId w:val="5"/>
-  </w:num>
-  <w:num w:numId="6">
-    <w:abstractNumId w:val="4"/>
-  </w:num>
-  <w:num w:numId="7">
+  <w:num w:numId="22">
     <w:abstractNumId w:val="1"/>
-  </w:num>
-  <w:num w:numId="8">
-    <w:abstractNumId w:val="8"/>
-  </w:num>
-  <w:num w:numId="9">
-    <w:abstractNumId w:val="6"/>
   </w:num>
 </w:numbering>
 </file>

--- a/KoliTrack_Adatszerkezet.docx
+++ b/KoliTrack_Adatszerkezet.docx
@@ -1955,9 +1955,79 @@
         <w:jc w:val="left"/>
       </w:pPr>
     </w:p>
+    <w:p>
+      <w:pPr>
+        <w:spacing w:line="259" w:lineRule="auto"/>
+        <w:jc w:val="left"/>
+      </w:pPr>
+      <w:r>
+        <w:br w:type="page"/>
+      </w:r>
+    </w:p>
+    <w:p>
+      <w:pPr>
+        <w:spacing w:line="259" w:lineRule="auto"/>
+        <w:jc w:val="left"/>
+      </w:pPr>
+      <w:r>
+        <w:rPr>
+          <w:noProof/>
+        </w:rPr>
+        <w:lastRenderedPageBreak/>
+        <w:drawing>
+          <wp:anchor distT="0" distB="0" distL="114300" distR="114300" simplePos="0" relativeHeight="251659264" behindDoc="0" locked="0" layoutInCell="1" allowOverlap="1" wp14:anchorId="299ED598" wp14:editId="00D5920F">
+            <wp:simplePos x="0" y="0"/>
+            <wp:positionH relativeFrom="margin">
+              <wp:posOffset>19050</wp:posOffset>
+            </wp:positionH>
+            <wp:positionV relativeFrom="paragraph">
+              <wp:posOffset>833755</wp:posOffset>
+            </wp:positionV>
+            <wp:extent cx="5760720" cy="6275070"/>
+            <wp:effectExtent l="0" t="0" r="0" b="0"/>
+            <wp:wrapNone/>
+            <wp:docPr id="4" name="Kép 4"/>
+            <wp:cNvGraphicFramePr>
+              <a:graphicFrameLocks xmlns:a="http://schemas.openxmlformats.org/drawingml/2006/main" noChangeAspect="1"/>
+            </wp:cNvGraphicFramePr>
+            <a:graphic xmlns:a="http://schemas.openxmlformats.org/drawingml/2006/main">
+              <a:graphicData uri="http://schemas.openxmlformats.org/drawingml/2006/picture">
+                <pic:pic xmlns:pic="http://schemas.openxmlformats.org/drawingml/2006/picture">
+                  <pic:nvPicPr>
+                    <pic:cNvPr id="4" name="Kép 4"/>
+                    <pic:cNvPicPr/>
+                  </pic:nvPicPr>
+                  <pic:blipFill>
+                    <a:blip r:embed="rId9">
+                      <a:extLst>
+                        <a:ext uri="{28A0092B-C50C-407E-A947-70E740481C1C}">
+                          <a14:useLocalDpi xmlns:a14="http://schemas.microsoft.com/office/drawing/2010/main" val="0"/>
+                        </a:ext>
+                      </a:extLst>
+                    </a:blip>
+                    <a:stretch>
+                      <a:fillRect/>
+                    </a:stretch>
+                  </pic:blipFill>
+                  <pic:spPr>
+                    <a:xfrm>
+                      <a:off x="0" y="0"/>
+                      <a:ext cx="5760720" cy="6275070"/>
+                    </a:xfrm>
+                    <a:prstGeom prst="rect">
+                      <a:avLst/>
+                    </a:prstGeom>
+                  </pic:spPr>
+                </pic:pic>
+              </a:graphicData>
+            </a:graphic>
+          </wp:anchor>
+        </w:drawing>
+      </w:r>
+    </w:p>
     <w:sectPr>
-      <w:headerReference w:type="default" r:id="rId9"/>
-      <w:footerReference w:type="default" r:id="rId10"/>
+      <w:headerReference w:type="default" r:id="rId10"/>
+      <w:footerReference w:type="default" r:id="rId11"/>
       <w:pgSz w:w="11906" w:h="16838"/>
       <w:pgMar w:top="1417" w:right="1417" w:bottom="1417" w:left="1417" w:header="708" w:footer="708" w:gutter="0"/>
       <w:pgBorders w:offsetFrom="page">
